--- a/lessons/8-2/homework.docx
+++ b/lessons/8-2/homework.docx
@@ -106,7 +106,55 @@
     </w:p>
     <w:p>
       <w:pPr>
-        <w:spacing w:after="60"/>
+        <w:keepNext/>
+        <w:spacing w:after="20" w:before="80"/>
+        <w:jc w:val="center"/>
+      </w:pPr>
+      <w:r>
+        <w:drawing>
+          <wp:inline distT="0" distB="0" distL="0" distR="0">
+            <wp:extent cx="1047750" cy="790575"/>
+            <wp:effectExtent t="0" r="0" b="0" l="0"/>
+            <wp:docPr id="1" name="" descr="" title=""/>
+            <wp:cNvGraphicFramePr>
+              <a:graphicFrameLocks xmlns:a="http://schemas.openxmlformats.org/drawingml/2006/main" noChangeAspect="1"/>
+            </wp:cNvGraphicFramePr>
+            <a:graphic xmlns:a="http://schemas.openxmlformats.org/drawingml/2006/main">
+              <a:graphicData uri="http://schemas.openxmlformats.org/drawingml/2006/picture">
+                <pic:pic xmlns:pic="http://schemas.openxmlformats.org/drawingml/2006/picture">
+                  <pic:nvPicPr>
+                    <pic:cNvPr id="0" name="" descr=""/>
+                    <pic:cNvPicPr>
+                      <a:picLocks noChangeAspect="1" noChangeArrowheads="1"/>
+                    </pic:cNvPicPr>
+                  </pic:nvPicPr>
+                  <pic:blipFill>
+                    <a:blip r:embed="rId7" cstate="none"/>
+                    <a:srcRect/>
+                    <a:stretch>
+                      <a:fillRect/>
+                    </a:stretch>
+                  </pic:blipFill>
+                  <pic:spPr bwMode="auto">
+                    <a:xfrm>
+                      <a:off x="0" y="0"/>
+                      <a:ext cx="1047750" cy="790575"/>
+                    </a:xfrm>
+                    <a:prstGeom prst="rect">
+                      <a:avLst/>
+                    </a:prstGeom>
+                  </pic:spPr>
+                </pic:pic>
+              </a:graphicData>
+            </a:graphic>
+          </wp:inline>
+        </w:drawing>
+      </w:r>
+    </w:p>
+    <w:p>
+      <w:pPr>
+        <w:keepNext/>
+        <w:spacing w:after="120"/>
       </w:pPr>
       <w:r>
         <w:rPr>
@@ -116,12 +164,60 @@
         <w:t xml:space="preserve">Mean (Media)</w:t>
       </w:r>
       <w:r>
-        <w:t xml:space="preserve"> — The sum of all values divided by the number of values (average)</w:t>
-      </w:r>
-    </w:p>
-    <w:p>
-      <w:pPr>
-        <w:spacing w:after="60"/>
+        <w:t xml:space="preserve"> — The average. Add all the numbers, then divide by how many there are.</w:t>
+      </w:r>
+    </w:p>
+    <w:p>
+      <w:pPr>
+        <w:keepNext/>
+        <w:spacing w:after="20" w:before="80"/>
+        <w:jc w:val="center"/>
+      </w:pPr>
+      <w:r>
+        <w:drawing>
+          <wp:inline distT="0" distB="0" distL="0" distR="0">
+            <wp:extent cx="1047750" cy="790575"/>
+            <wp:effectExtent t="0" r="0" b="0" l="0"/>
+            <wp:docPr id="1" name="" descr="" title=""/>
+            <wp:cNvGraphicFramePr>
+              <a:graphicFrameLocks xmlns:a="http://schemas.openxmlformats.org/drawingml/2006/main" noChangeAspect="1"/>
+            </wp:cNvGraphicFramePr>
+            <a:graphic xmlns:a="http://schemas.openxmlformats.org/drawingml/2006/main">
+              <a:graphicData uri="http://schemas.openxmlformats.org/drawingml/2006/picture">
+                <pic:pic xmlns:pic="http://schemas.openxmlformats.org/drawingml/2006/picture">
+                  <pic:nvPicPr>
+                    <pic:cNvPr id="0" name="" descr=""/>
+                    <pic:cNvPicPr>
+                      <a:picLocks noChangeAspect="1" noChangeArrowheads="1"/>
+                    </pic:cNvPicPr>
+                  </pic:nvPicPr>
+                  <pic:blipFill>
+                    <a:blip r:embed="rId8" cstate="none"/>
+                    <a:srcRect/>
+                    <a:stretch>
+                      <a:fillRect/>
+                    </a:stretch>
+                  </pic:blipFill>
+                  <pic:spPr bwMode="auto">
+                    <a:xfrm>
+                      <a:off x="0" y="0"/>
+                      <a:ext cx="1047750" cy="790575"/>
+                    </a:xfrm>
+                    <a:prstGeom prst="rect">
+                      <a:avLst/>
+                    </a:prstGeom>
+                  </pic:spPr>
+                </pic:pic>
+              </a:graphicData>
+            </a:graphic>
+          </wp:inline>
+        </w:drawing>
+      </w:r>
+    </w:p>
+    <w:p>
+      <w:pPr>
+        <w:keepNext/>
+        <w:spacing w:after="120"/>
       </w:pPr>
       <w:r>
         <w:rPr>
@@ -131,12 +227,60 @@
         <w:t xml:space="preserve">Median (Mediana)</w:t>
       </w:r>
       <w:r>
-        <w:t xml:space="preserve"> — The middle value when data is ordered from least to greatest</w:t>
-      </w:r>
-    </w:p>
-    <w:p>
-      <w:pPr>
-        <w:spacing w:after="60"/>
+        <w:t xml:space="preserve"> — The middle number when you put them in order.</w:t>
+      </w:r>
+    </w:p>
+    <w:p>
+      <w:pPr>
+        <w:keepNext/>
+        <w:spacing w:after="20" w:before="80"/>
+        <w:jc w:val="center"/>
+      </w:pPr>
+      <w:r>
+        <w:drawing>
+          <wp:inline distT="0" distB="0" distL="0" distR="0">
+            <wp:extent cx="1047750" cy="790575"/>
+            <wp:effectExtent t="0" r="0" b="0" l="0"/>
+            <wp:docPr id="1" name="" descr="" title=""/>
+            <wp:cNvGraphicFramePr>
+              <a:graphicFrameLocks xmlns:a="http://schemas.openxmlformats.org/drawingml/2006/main" noChangeAspect="1"/>
+            </wp:cNvGraphicFramePr>
+            <a:graphic xmlns:a="http://schemas.openxmlformats.org/drawingml/2006/main">
+              <a:graphicData uri="http://schemas.openxmlformats.org/drawingml/2006/picture">
+                <pic:pic xmlns:pic="http://schemas.openxmlformats.org/drawingml/2006/picture">
+                  <pic:nvPicPr>
+                    <pic:cNvPr id="0" name="" descr=""/>
+                    <pic:cNvPicPr>
+                      <a:picLocks noChangeAspect="1" noChangeArrowheads="1"/>
+                    </pic:cNvPicPr>
+                  </pic:nvPicPr>
+                  <pic:blipFill>
+                    <a:blip r:embed="rId9" cstate="none"/>
+                    <a:srcRect/>
+                    <a:stretch>
+                      <a:fillRect/>
+                    </a:stretch>
+                  </pic:blipFill>
+                  <pic:spPr bwMode="auto">
+                    <a:xfrm>
+                      <a:off x="0" y="0"/>
+                      <a:ext cx="1047750" cy="790575"/>
+                    </a:xfrm>
+                    <a:prstGeom prst="rect">
+                      <a:avLst/>
+                    </a:prstGeom>
+                  </pic:spPr>
+                </pic:pic>
+              </a:graphicData>
+            </a:graphic>
+          </wp:inline>
+        </w:drawing>
+      </w:r>
+    </w:p>
+    <w:p>
+      <w:pPr>
+        <w:keepNext/>
+        <w:spacing w:after="120"/>
       </w:pPr>
       <w:r>
         <w:rPr>
@@ -146,12 +290,60 @@
         <w:t xml:space="preserve">Mode (Moda)</w:t>
       </w:r>
       <w:r>
-        <w:t xml:space="preserve"> — The value that appears most often in a data set</w:t>
-      </w:r>
-    </w:p>
-    <w:p>
-      <w:pPr>
-        <w:spacing w:after="60"/>
+        <w:t xml:space="preserve"> — The number that shows up most often.</w:t>
+      </w:r>
+    </w:p>
+    <w:p>
+      <w:pPr>
+        <w:keepNext/>
+        <w:spacing w:after="20" w:before="80"/>
+        <w:jc w:val="center"/>
+      </w:pPr>
+      <w:r>
+        <w:drawing>
+          <wp:inline distT="0" distB="0" distL="0" distR="0">
+            <wp:extent cx="1047750" cy="790575"/>
+            <wp:effectExtent t="0" r="0" b="0" l="0"/>
+            <wp:docPr id="1" name="" descr="" title=""/>
+            <wp:cNvGraphicFramePr>
+              <a:graphicFrameLocks xmlns:a="http://schemas.openxmlformats.org/drawingml/2006/main" noChangeAspect="1"/>
+            </wp:cNvGraphicFramePr>
+            <a:graphic xmlns:a="http://schemas.openxmlformats.org/drawingml/2006/main">
+              <a:graphicData uri="http://schemas.openxmlformats.org/drawingml/2006/picture">
+                <pic:pic xmlns:pic="http://schemas.openxmlformats.org/drawingml/2006/picture">
+                  <pic:nvPicPr>
+                    <pic:cNvPr id="0" name="" descr=""/>
+                    <pic:cNvPicPr>
+                      <a:picLocks noChangeAspect="1" noChangeArrowheads="1"/>
+                    </pic:cNvPicPr>
+                  </pic:nvPicPr>
+                  <pic:blipFill>
+                    <a:blip r:embed="rId10" cstate="none"/>
+                    <a:srcRect/>
+                    <a:stretch>
+                      <a:fillRect/>
+                    </a:stretch>
+                  </pic:blipFill>
+                  <pic:spPr bwMode="auto">
+                    <a:xfrm>
+                      <a:off x="0" y="0"/>
+                      <a:ext cx="1047750" cy="790575"/>
+                    </a:xfrm>
+                    <a:prstGeom prst="rect">
+                      <a:avLst/>
+                    </a:prstGeom>
+                  </pic:spPr>
+                </pic:pic>
+              </a:graphicData>
+            </a:graphic>
+          </wp:inline>
+        </w:drawing>
+      </w:r>
+    </w:p>
+    <w:p>
+      <w:pPr>
+        <w:keepNext/>
+        <w:spacing w:after="120"/>
       </w:pPr>
       <w:r>
         <w:rPr>
@@ -161,12 +353,60 @@
         <w:t xml:space="preserve">Outlier (Valor atípico)</w:t>
       </w:r>
       <w:r>
-        <w:t xml:space="preserve"> — A data value that is much greater or less than most other values</w:t>
-      </w:r>
-    </w:p>
-    <w:p>
-      <w:pPr>
-        <w:spacing w:after="60"/>
+        <w:t xml:space="preserve"> — A number that is much bigger or smaller than the rest.</w:t>
+      </w:r>
+    </w:p>
+    <w:p>
+      <w:pPr>
+        <w:keepNext/>
+        <w:spacing w:after="20" w:before="80"/>
+        <w:jc w:val="center"/>
+      </w:pPr>
+      <w:r>
+        <w:drawing>
+          <wp:inline distT="0" distB="0" distL="0" distR="0">
+            <wp:extent cx="1047750" cy="790575"/>
+            <wp:effectExtent t="0" r="0" b="0" l="0"/>
+            <wp:docPr id="1" name="" descr="" title=""/>
+            <wp:cNvGraphicFramePr>
+              <a:graphicFrameLocks xmlns:a="http://schemas.openxmlformats.org/drawingml/2006/main" noChangeAspect="1"/>
+            </wp:cNvGraphicFramePr>
+            <a:graphic xmlns:a="http://schemas.openxmlformats.org/drawingml/2006/main">
+              <a:graphicData uri="http://schemas.openxmlformats.org/drawingml/2006/picture">
+                <pic:pic xmlns:pic="http://schemas.openxmlformats.org/drawingml/2006/picture">
+                  <pic:nvPicPr>
+                    <pic:cNvPr id="0" name="" descr=""/>
+                    <pic:cNvPicPr>
+                      <a:picLocks noChangeAspect="1" noChangeArrowheads="1"/>
+                    </pic:cNvPicPr>
+                  </pic:nvPicPr>
+                  <pic:blipFill>
+                    <a:blip r:embed="rId11" cstate="none"/>
+                    <a:srcRect/>
+                    <a:stretch>
+                      <a:fillRect/>
+                    </a:stretch>
+                  </pic:blipFill>
+                  <pic:spPr bwMode="auto">
+                    <a:xfrm>
+                      <a:off x="0" y="0"/>
+                      <a:ext cx="1047750" cy="790575"/>
+                    </a:xfrm>
+                    <a:prstGeom prst="rect">
+                      <a:avLst/>
+                    </a:prstGeom>
+                  </pic:spPr>
+                </pic:pic>
+              </a:graphicData>
+            </a:graphic>
+          </wp:inline>
+        </w:drawing>
+      </w:r>
+    </w:p>
+    <w:p>
+      <w:pPr>
+        <w:keepNext/>
+        <w:spacing w:after="120"/>
       </w:pPr>
       <w:r>
         <w:rPr>
@@ -176,12 +416,60 @@
         <w:t xml:space="preserve">Data distribution (Distribución de datos)</w:t>
       </w:r>
       <w:r>
-        <w:t xml:space="preserve"> — The shape and spread of a data set</w:t>
-      </w:r>
-    </w:p>
-    <w:p>
-      <w:pPr>
-        <w:spacing w:after="60"/>
+        <w:t xml:space="preserve"> — How the data looks: where it sits and how spread out it is.</w:t>
+      </w:r>
+    </w:p>
+    <w:p>
+      <w:pPr>
+        <w:keepNext/>
+        <w:spacing w:after="20" w:before="80"/>
+        <w:jc w:val="center"/>
+      </w:pPr>
+      <w:r>
+        <w:drawing>
+          <wp:inline distT="0" distB="0" distL="0" distR="0">
+            <wp:extent cx="1047750" cy="790575"/>
+            <wp:effectExtent t="0" r="0" b="0" l="0"/>
+            <wp:docPr id="1" name="" descr="" title=""/>
+            <wp:cNvGraphicFramePr>
+              <a:graphicFrameLocks xmlns:a="http://schemas.openxmlformats.org/drawingml/2006/main" noChangeAspect="1"/>
+            </wp:cNvGraphicFramePr>
+            <a:graphic xmlns:a="http://schemas.openxmlformats.org/drawingml/2006/main">
+              <a:graphicData uri="http://schemas.openxmlformats.org/drawingml/2006/picture">
+                <pic:pic xmlns:pic="http://schemas.openxmlformats.org/drawingml/2006/picture">
+                  <pic:nvPicPr>
+                    <pic:cNvPr id="0" name="" descr=""/>
+                    <pic:cNvPicPr>
+                      <a:picLocks noChangeAspect="1" noChangeArrowheads="1"/>
+                    </pic:cNvPicPr>
+                  </pic:nvPicPr>
+                  <pic:blipFill>
+                    <a:blip r:embed="rId12" cstate="none"/>
+                    <a:srcRect/>
+                    <a:stretch>
+                      <a:fillRect/>
+                    </a:stretch>
+                  </pic:blipFill>
+                  <pic:spPr bwMode="auto">
+                    <a:xfrm>
+                      <a:off x="0" y="0"/>
+                      <a:ext cx="1047750" cy="790575"/>
+                    </a:xfrm>
+                    <a:prstGeom prst="rect">
+                      <a:avLst/>
+                    </a:prstGeom>
+                  </pic:spPr>
+                </pic:pic>
+              </a:graphicData>
+            </a:graphic>
+          </wp:inline>
+        </w:drawing>
+      </w:r>
+    </w:p>
+    <w:p>
+      <w:pPr>
+        <w:keepNext/>
+        <w:spacing w:after="120"/>
       </w:pPr>
       <w:r>
         <w:rPr>
@@ -191,7 +479,7 @@
         <w:t xml:space="preserve">Variability (Variabilidad)</w:t>
       </w:r>
       <w:r>
-        <w:t xml:space="preserve"> — How spread out the values in a data set are</w:t>
+        <w:t xml:space="preserve"> — How spread out the numbers are.</w:t>
       </w:r>
     </w:p>
     <w:p>

--- a/lessons/8-2/homework.docx
+++ b/lessons/8-2/homework.docx
@@ -24,7 +24,7 @@
           <w:i/>
           <w:iCs/>
         </w:rPr>
-        <w:t xml:space="preserve">Lesson 8-2  •  Standard 6.SP.3</w:t>
+        <w:t xml:space="preserve">Lesson 8-2  •  Standard 6.DS.4</w:t>
       </w:r>
     </w:p>
     <w:p>
@@ -1119,31 +1119,222 @@
           <w:b/>
           <w:bCs/>
         </w:rPr>
-        <w:t xml:space="preserve">6. What is the mean of 4, 6, 8, 10, 12?</w:t>
-      </w:r>
-    </w:p>
-    <w:p>
-      <w:pPr>
-        <w:spacing w:after="40" w:before="0"/>
-      </w:pPr>
-      <w:r>
-        <w:t xml:space="preserve">     A. 8</w:t>
-      </w:r>
-    </w:p>
-    <w:p>
-      <w:pPr>
-        <w:spacing w:after="40" w:before="0"/>
-      </w:pPr>
-      <w:r>
-        <w:t xml:space="preserve">     B. 10</w:t>
-      </w:r>
-    </w:p>
-    <w:p>
-      <w:pPr>
-        <w:spacing w:after="40" w:before="0"/>
-      </w:pPr>
-      <w:r>
-        <w:t xml:space="preserve">     C. 40</w:t>
+        <w:t xml:space="preserve">6. onLevel — Spot the Common Mistake</w:t>
+      </w:r>
+    </w:p>
+    <w:p>
+      <w:pPr>
+        <w:spacing w:after="40" w:before="0"/>
+      </w:pPr>
+      <w:r>
+        <w:t xml:space="preserve">   Step 1 (Read): A student is working on Mean, Median, and Mode.</w:t>
+      </w:r>
+    </w:p>
+    <w:p>
+      <w:pPr>
+        <w:spacing w:after="40" w:before="0"/>
+      </w:pPr>
+      <w:r>
+        <w:t xml:space="preserve">   Step 2 (Attempt): They ignored the rule: Mean = add then divide, median = the middle of the ordered numbers, mode = the value that shows up most.</w:t>
+      </w:r>
+    </w:p>
+    <w:p>
+      <w:pPr>
+        <w:spacing w:after="40" w:before="0"/>
+      </w:pPr>
+      <w:r>
+        <w:t xml:space="preserve">   Step 3 (Check): The answer does not match the math rule from class.</w:t>
+      </w:r>
+    </w:p>
+    <w:p>
+      <w:pPr>
+        <w:spacing w:after="60" w:before="0"/>
+      </w:pPr>
+      <w:r>
+        <w:rPr>
+          <w:i/>
+          <w:iCs/>
+        </w:rPr>
+        <w:t xml:space="preserve">Which step has the mistake? Explain and fix it:</w:t>
+      </w:r>
+    </w:p>
+    <w:p>
+      <w:pPr>
+        <w:spacing w:after="60" w:before="120"/>
+      </w:pPr>
+      <w:r>
+        <w:rPr>
+          <w:color w:val="BBBBBB"/>
+        </w:rPr>
+        <w:t xml:space="preserve">______________________________________________________________________</w:t>
+      </w:r>
+    </w:p>
+    <w:p>
+      <w:pPr>
+        <w:spacing w:after="60" w:before="120"/>
+      </w:pPr>
+      <w:r>
+        <w:rPr>
+          <w:color w:val="BBBBBB"/>
+        </w:rPr>
+        <w:t xml:space="preserve">______________________________________________________________________</w:t>
+      </w:r>
+    </w:p>
+    <w:p>
+      <w:pPr>
+        <w:spacing w:after="60" w:before="120"/>
+      </w:pPr>
+      <w:r>
+        <w:rPr>
+          <w:color w:val="BBBBBB"/>
+        </w:rPr>
+        <w:t xml:space="preserve">______________________________________________________________________</w:t>
+      </w:r>
+    </w:p>
+    <w:p>
+      <w:pPr>
+        <w:spacing w:after="80" w:before="0"/>
+      </w:pPr>
+      <w:r>
+        <w:rPr>
+          <w:b/>
+          <w:bCs/>
+        </w:rPr>
+        <w:t xml:space="preserve">7. A player scored 4, 8, 6, 10, and 2 points across five quarters. What is the MEAN number of points?</w:t>
+      </w:r>
+    </w:p>
+    <w:p>
+      <w:pPr>
+        <w:spacing w:after="40" w:before="0"/>
+      </w:pPr>
+      <w:r>
+        <w:t xml:space="preserve">     A. 6</w:t>
+      </w:r>
+    </w:p>
+    <w:p>
+      <w:pPr>
+        <w:spacing w:after="40" w:before="0"/>
+      </w:pPr>
+      <w:r>
+        <w:t xml:space="preserve">     B. 8</w:t>
+      </w:r>
+    </w:p>
+    <w:p>
+      <w:pPr>
+        <w:spacing w:after="40" w:before="0"/>
+      </w:pPr>
+      <w:r>
+        <w:t xml:space="preserve">     C. 30</w:t>
+      </w:r>
+    </w:p>
+    <w:p>
+      <w:pPr>
+        <w:spacing w:after="40" w:before="0"/>
+      </w:pPr>
+      <w:r>
+        <w:t xml:space="preserve">     D. 10</w:t>
+      </w:r>
+    </w:p>
+    <w:p>
+      <w:pPr>
+        <w:spacing w:after="60" w:before="120"/>
+      </w:pPr>
+      <w:r>
+        <w:rPr>
+          <w:color w:val="BBBBBB"/>
+        </w:rPr>
+        <w:t xml:space="preserve">______________________________________________________________________</w:t>
+      </w:r>
+    </w:p>
+    <w:p>
+      <w:pPr>
+        <w:spacing w:after="80" w:before="0"/>
+      </w:pPr>
+      <w:r>
+        <w:rPr>
+          <w:b/>
+          <w:bCs/>
+        </w:rPr>
+        <w:t xml:space="preserve">8. A goalie made 3, 7, 9, 2, and 5 saves in five games. What is the MEDIAN number of saves?</w:t>
+      </w:r>
+    </w:p>
+    <w:p>
+      <w:pPr>
+        <w:spacing w:after="40" w:before="0"/>
+      </w:pPr>
+      <w:r>
+        <w:t xml:space="preserve">     A. 5</w:t>
+      </w:r>
+    </w:p>
+    <w:p>
+      <w:pPr>
+        <w:spacing w:after="40" w:before="0"/>
+      </w:pPr>
+      <w:r>
+        <w:t xml:space="preserve">     B. 9</w:t>
+      </w:r>
+    </w:p>
+    <w:p>
+      <w:pPr>
+        <w:spacing w:after="40" w:before="0"/>
+      </w:pPr>
+      <w:r>
+        <w:t xml:space="preserve">     C. 7</w:t>
+      </w:r>
+    </w:p>
+    <w:p>
+      <w:pPr>
+        <w:spacing w:after="40" w:before="0"/>
+      </w:pPr>
+      <w:r>
+        <w:t xml:space="preserve">     D. 2</w:t>
+      </w:r>
+    </w:p>
+    <w:p>
+      <w:pPr>
+        <w:spacing w:after="60" w:before="120"/>
+      </w:pPr>
+      <w:r>
+        <w:rPr>
+          <w:color w:val="BBBBBB"/>
+        </w:rPr>
+        <w:t xml:space="preserve">______________________________________________________________________</w:t>
+      </w:r>
+    </w:p>
+    <w:p>
+      <w:pPr>
+        <w:spacing w:after="80" w:before="0"/>
+      </w:pPr>
+      <w:r>
+        <w:rPr>
+          <w:b/>
+          <w:bCs/>
+        </w:rPr>
+        <w:t xml:space="preserve">9. A team scored 4, 4, 7, and 9 goals in four matches. What is the MODE?</w:t>
+      </w:r>
+    </w:p>
+    <w:p>
+      <w:pPr>
+        <w:spacing w:after="40" w:before="0"/>
+      </w:pPr>
+      <w:r>
+        <w:t xml:space="preserve">     A. 4</w:t>
+      </w:r>
+    </w:p>
+    <w:p>
+      <w:pPr>
+        <w:spacing w:after="40" w:before="0"/>
+      </w:pPr>
+      <w:r>
+        <w:t xml:space="preserve">     B. 7</w:t>
+      </w:r>
+    </w:p>
+    <w:p>
+      <w:pPr>
+        <w:spacing w:after="40" w:before="0"/>
+      </w:pPr>
+      <w:r>
+        <w:t xml:space="preserve">     C. 9</w:t>
       </w:r>
     </w:p>
     <w:p>
@@ -1174,151 +1365,147 @@
           <w:b/>
           <w:bCs/>
         </w:rPr>
-        <w:t xml:space="preserve">7. What is the median of 3, 7, 9, 12, 15?</w:t>
-      </w:r>
-    </w:p>
-    <w:p>
-      <w:pPr>
-        <w:spacing w:after="40" w:before="0"/>
-      </w:pPr>
-      <w:r>
-        <w:t xml:space="preserve">     A. 9</w:t>
-      </w:r>
-    </w:p>
-    <w:p>
-      <w:pPr>
-        <w:spacing w:after="40" w:before="0"/>
-      </w:pPr>
-      <w:r>
-        <w:t xml:space="preserve">     B. 7</w:t>
-      </w:r>
-    </w:p>
-    <w:p>
-      <w:pPr>
-        <w:spacing w:after="40" w:before="0"/>
-      </w:pPr>
-      <w:r>
-        <w:t xml:space="preserve">     C. 12</w:t>
-      </w:r>
-    </w:p>
-    <w:p>
-      <w:pPr>
-        <w:spacing w:after="40" w:before="0"/>
-      </w:pPr>
-      <w:r>
-        <w:t xml:space="preserve">     D. 46</w:t>
-      </w:r>
-    </w:p>
-    <w:p>
-      <w:pPr>
-        <w:spacing w:after="60" w:before="120"/>
-      </w:pPr>
-      <w:r>
-        <w:rPr>
-          <w:color w:val="BBBBBB"/>
-        </w:rPr>
-        <w:t xml:space="preserve">______________________________________________________________________</w:t>
-      </w:r>
-    </w:p>
-    <w:p>
-      <w:pPr>
-        <w:spacing w:after="80" w:before="0"/>
-      </w:pPr>
-      <w:r>
-        <w:rPr>
-          <w:b/>
-          <w:bCs/>
-        </w:rPr>
-        <w:t xml:space="preserve">8. What is the mode of 2, 5, 5, 7, 9, 5?</w:t>
-      </w:r>
-    </w:p>
-    <w:p>
-      <w:pPr>
-        <w:spacing w:after="40" w:before="0"/>
-      </w:pPr>
-      <w:r>
-        <w:t xml:space="preserve">     A. 5</w:t>
-      </w:r>
-    </w:p>
-    <w:p>
-      <w:pPr>
-        <w:spacing w:after="40" w:before="0"/>
-      </w:pPr>
-      <w:r>
-        <w:t xml:space="preserve">     B. 7</w:t>
-      </w:r>
-    </w:p>
-    <w:p>
-      <w:pPr>
-        <w:spacing w:after="40" w:before="0"/>
-      </w:pPr>
-      <w:r>
-        <w:t xml:space="preserve">     C. 2</w:t>
-      </w:r>
-    </w:p>
-    <w:p>
-      <w:pPr>
-        <w:spacing w:after="40" w:before="0"/>
-      </w:pPr>
-      <w:r>
-        <w:t xml:space="preserve">     D. 9</w:t>
-      </w:r>
-    </w:p>
-    <w:p>
-      <w:pPr>
-        <w:spacing w:after="60" w:before="120"/>
-      </w:pPr>
-      <w:r>
-        <w:rPr>
-          <w:color w:val="BBBBBB"/>
-        </w:rPr>
-        <w:t xml:space="preserve">______________________________________________________________________</w:t>
-      </w:r>
-    </w:p>
-    <w:p>
-      <w:pPr>
-        <w:spacing w:after="80" w:before="0"/>
-      </w:pPr>
-      <w:r>
-        <w:rPr>
-          <w:b/>
-          <w:bCs/>
-        </w:rPr>
-        <w:t xml:space="preserve">9. What is the median of 4, 8, 10, 14?</w:t>
-      </w:r>
-    </w:p>
-    <w:p>
-      <w:pPr>
-        <w:spacing w:after="40" w:before="0"/>
-      </w:pPr>
-      <w:r>
-        <w:t xml:space="preserve">     A. 9</w:t>
-      </w:r>
-    </w:p>
-    <w:p>
-      <w:pPr>
-        <w:spacing w:after="40" w:before="0"/>
-      </w:pPr>
-      <w:r>
-        <w:t xml:space="preserve">     B. 10</w:t>
-      </w:r>
-    </w:p>
-    <w:p>
-      <w:pPr>
-        <w:spacing w:after="40" w:before="0"/>
-      </w:pPr>
-      <w:r>
-        <w:t xml:space="preserve">     C. 8</w:t>
-      </w:r>
-    </w:p>
-    <w:p>
-      <w:pPr>
-        <w:spacing w:after="40" w:before="0"/>
-      </w:pPr>
-      <w:r>
-        <w:t xml:space="preserve">     D. 12</w:t>
-      </w:r>
-    </w:p>
+        <w:t xml:space="preserve">10. Match each sports data set to the value of the measure named in CAPITALS.</w:t>
+      </w:r>
+    </w:p>
+    <w:tbl>
+      <w:tblPr>
+        <w:tblW w:type="pct" w:w="100%"/>
+        <w:tblBorders>
+          <w:top w:val="single" w:color="auto" w:sz="4"/>
+          <w:left w:val="single" w:color="auto" w:sz="4"/>
+          <w:bottom w:val="single" w:color="auto" w:sz="4"/>
+          <w:right w:val="single" w:color="auto" w:sz="4"/>
+          <w:insideH w:val="single" w:color="auto" w:sz="4"/>
+          <w:insideV w:val="single" w:color="auto" w:sz="4"/>
+        </w:tblBorders>
+      </w:tblPr>
+      <w:tblGrid>
+        <w:gridCol w:w="100"/>
+        <w:gridCol w:w="100"/>
+      </w:tblGrid>
+      <w:tr>
+        <w:trPr>
+          <w:tblHeader/>
+        </w:trPr>
+        <w:tc>
+          <w:tcPr>
+            <w:tcW w:type="pct" w:w="50%"/>
+          </w:tcPr>
+          <w:p>
+            <w:r>
+              <w:rPr>
+                <w:b/>
+                <w:bCs/>
+              </w:rPr>
+              <w:t xml:space="preserve">Item</w:t>
+            </w:r>
+          </w:p>
+        </w:tc>
+        <w:tc>
+          <w:tcPr>
+            <w:tcW w:type="pct" w:w="50%"/>
+          </w:tcPr>
+          <w:p>
+            <w:r>
+              <w:rPr>
+                <w:b/>
+                <w:bCs/>
+              </w:rPr>
+              <w:t xml:space="preserve">Answer choices</w:t>
+            </w:r>
+          </w:p>
+        </w:tc>
+      </w:tr>
+      <w:tr>
+        <w:tc>
+          <w:tcPr>
+            <w:tcW w:type="pct" w:w="50%"/>
+          </w:tcPr>
+          <w:p>
+            <w:r>
+              <w:t xml:space="preserve">____  Game points 9, 3, 7, 5, 6 → MEAN</w:t>
+            </w:r>
+          </w:p>
+        </w:tc>
+        <w:tc>
+          <w:tcPr>
+            <w:tcW w:type="pct" w:w="50%"/>
+          </w:tcPr>
+          <w:p>
+            <w:r>
+              <w:t xml:space="preserve">D. 14</w:t>
+            </w:r>
+          </w:p>
+        </w:tc>
+      </w:tr>
+      <w:tr>
+        <w:tc>
+          <w:tcPr>
+            <w:tcW w:type="pct" w:w="50%"/>
+          </w:tcPr>
+          <w:p>
+            <w:r>
+              <w:t xml:space="preserve">____  Rebounds 8, 3, 11, 6, 1 → MEDIAN</w:t>
+            </w:r>
+          </w:p>
+        </w:tc>
+        <w:tc>
+          <w:tcPr>
+            <w:tcW w:type="pct" w:w="50%"/>
+          </w:tcPr>
+          <w:p>
+            <w:r>
+              <w:t xml:space="preserve">C. 6</w:t>
+            </w:r>
+          </w:p>
+        </w:tc>
+      </w:tr>
+      <w:tr>
+        <w:tc>
+          <w:tcPr>
+            <w:tcW w:type="pct" w:w="50%"/>
+          </w:tcPr>
+          <w:p>
+            <w:r>
+              <w:t xml:space="preserve">____  Jersey numbers 6, 2, 6, 9, 6, 3 → MODE</w:t>
+            </w:r>
+          </w:p>
+        </w:tc>
+        <w:tc>
+          <w:tcPr>
+            <w:tcW w:type="pct" w:w="50%"/>
+          </w:tcPr>
+          <w:p>
+            <w:r>
+              <w:t xml:space="preserve">B. 6</w:t>
+            </w:r>
+          </w:p>
+        </w:tc>
+      </w:tr>
+      <w:tr>
+        <w:tc>
+          <w:tcPr>
+            <w:tcW w:type="pct" w:w="50%"/>
+          </w:tcPr>
+          <w:p>
+            <w:r>
+              <w:t xml:space="preserve">____  Assists 14, 10, 18, 12, 16 → MEAN</w:t>
+            </w:r>
+          </w:p>
+        </w:tc>
+        <w:tc>
+          <w:tcPr>
+            <w:tcW w:type="pct" w:w="50%"/>
+          </w:tcPr>
+          <w:p>
+            <w:r>
+              <w:t xml:space="preserve">A. 6</w:t>
+            </w:r>
+          </w:p>
+        </w:tc>
+      </w:tr>
+    </w:tbl>
     <w:p>
       <w:pPr>
         <w:spacing w:after="60" w:before="120"/>
@@ -1362,10 +1549,22 @@
     </w:p>
     <w:p>
       <w:pPr>
+        <w:spacing w:after="20" w:before="0"/>
+      </w:pPr>
+      <w:r>
+        <w:t xml:space="preserve">     Sum = 10 + 14 + 8 + 12 + 16 = 60. Mean = 60 ÷ 5 = 12.</w:t>
+      </w:r>
+    </w:p>
+    <w:p>
+      <w:pPr>
         <w:spacing w:after="80" w:before="0"/>
       </w:pPr>
       <w:r>
-        <w:t xml:space="preserve">     Sum = 10 + 14 + 8 + 12 + 16 = 60. Mean = 60 ÷ 5 = 12.</w:t>
+        <w:rPr>
+          <w:i/>
+          <w:iCs/>
+        </w:rPr>
+        <w:t xml:space="preserve">     Watch for: A common mistake in Mean, Median, and Mode is skipping the key idea: "Mean = add then divide, median = the middle of the ordered numbers, mode = the value that shows up most." — always check your work against this rule before you submit.</w:t>
       </w:r>
     </w:p>
     <w:p>
@@ -1382,10 +1581,22 @@
     </w:p>
     <w:p>
       <w:pPr>
+        <w:spacing w:after="20" w:before="0"/>
+      </w:pPr>
+      <w:r>
+        <w:t xml:space="preserve">     Ordered: 2, 3, 5, 7, 9. The middle value is 5.</w:t>
+      </w:r>
+    </w:p>
+    <w:p>
+      <w:pPr>
         <w:spacing w:after="80" w:before="0"/>
       </w:pPr>
       <w:r>
-        <w:t xml:space="preserve">     Ordered: 2, 3, 5, 7, 9. The middle value is 5.</w:t>
+        <w:rPr>
+          <w:i/>
+          <w:iCs/>
+        </w:rPr>
+        <w:t xml:space="preserve">     Watch for: A common mistake in Mean, Median, and Mode is skipping the key idea: "Mean = add then divide, median = the middle of the ordered numbers, mode = the value that shows up most." — always check your work against this rule before you submit.</w:t>
       </w:r>
     </w:p>
     <w:p>
@@ -1546,22 +1757,70 @@
     </w:p>
     <w:p>
       <w:pPr>
+        <w:spacing w:after="20" w:before="0"/>
+      </w:pPr>
+      <w:r>
+        <w:t xml:space="preserve">     With 6 values, the median is the average of the 3rd and 4th values: (6 + 8) ÷ 2 = 7.</w:t>
+      </w:r>
+    </w:p>
+    <w:p>
+      <w:pPr>
         <w:spacing w:after="80" w:before="0"/>
       </w:pPr>
       <w:r>
-        <w:t xml:space="preserve">     With 6 values, the median is the average of the 3rd and 4th values: (6 + 8) ÷ 2 = 7.</w:t>
-      </w:r>
-    </w:p>
-    <w:p>
-      <w:pPr>
-        <w:spacing w:after="40" w:before="0"/>
-      </w:pPr>
-      <w:r>
-        <w:rPr>
-          <w:b/>
-          <w:bCs/>
-        </w:rPr>
-        <w:t xml:space="preserve">6. A. 8</w:t>
+        <w:rPr>
+          <w:i/>
+          <w:iCs/>
+        </w:rPr>
+        <w:t xml:space="preserve">     Watch for: A common mistake in Mean, Median, and Mode is skipping the key idea: "Mean = add then divide, median = the middle of the ordered numbers, mode = the value that shows up most." — always check your work against this rule before you submit.</w:t>
+      </w:r>
+    </w:p>
+    <w:p>
+      <w:pPr>
+        <w:spacing w:after="40" w:before="0"/>
+      </w:pPr>
+      <w:r>
+        <w:rPr>
+          <w:b/>
+          <w:bCs/>
+        </w:rPr>
+        <w:t xml:space="preserve">6. onLevel — Spot the Common Mistake</w:t>
+      </w:r>
+    </w:p>
+    <w:p>
+      <w:pPr>
+        <w:spacing w:after="20" w:before="0"/>
+      </w:pPr>
+      <w:r>
+        <w:t xml:space="preserve">     The mistake is in Step 2.</w:t>
+      </w:r>
+    </w:p>
+    <w:p>
+      <w:pPr>
+        <w:spacing w:after="20" w:before="0"/>
+      </w:pPr>
+      <w:r>
+        <w:t xml:space="preserve">     Correct work: Follow the key idea: Mean = add then divide, median = the middle of the ordered numbers, mode = the value that shows up most.</w:t>
+      </w:r>
+    </w:p>
+    <w:p>
+      <w:pPr>
+        <w:spacing w:after="40" w:before="0"/>
+      </w:pPr>
+      <w:r>
+        <w:rPr>
+          <w:b/>
+          <w:bCs/>
+        </w:rPr>
+        <w:t xml:space="preserve">7. A. 6</w:t>
+      </w:r>
+    </w:p>
+    <w:p>
+      <w:pPr>
+        <w:spacing w:after="20" w:before="0"/>
+      </w:pPr>
+      <w:r>
+        <w:t xml:space="preserve">     Add the points: 4 + 8 + 6 + 10 + 2 = 30. Divide by 5 quarters: 30 ÷ 5 = 6.</w:t>
       </w:r>
     </w:p>
     <w:p>
@@ -1569,19 +1828,31 @@
         <w:spacing w:after="80" w:before="0"/>
       </w:pPr>
       <w:r>
-        <w:t xml:space="preserve">     Sum = 40; 40 ÷ 5 = 8.</w:t>
-      </w:r>
-    </w:p>
-    <w:p>
-      <w:pPr>
-        <w:spacing w:after="40" w:before="0"/>
-      </w:pPr>
-      <w:r>
-        <w:rPr>
-          <w:b/>
-          <w:bCs/>
-        </w:rPr>
-        <w:t xml:space="preserve">7. A. 9</w:t>
+        <w:rPr>
+          <w:i/>
+          <w:iCs/>
+        </w:rPr>
+        <w:t xml:space="preserve">     Watch for: A common mistake in Mean, Median, and Mode is skipping the key idea: "Mean = add then divide, median = the middle of the ordered numbers, mode = the value that shows up most." — always check your work against this rule before you submit.</w:t>
+      </w:r>
+    </w:p>
+    <w:p>
+      <w:pPr>
+        <w:spacing w:after="40" w:before="0"/>
+      </w:pPr>
+      <w:r>
+        <w:rPr>
+          <w:b/>
+          <w:bCs/>
+        </w:rPr>
+        <w:t xml:space="preserve">8. A. 5</w:t>
+      </w:r>
+    </w:p>
+    <w:p>
+      <w:pPr>
+        <w:spacing w:after="20" w:before="0"/>
+      </w:pPr>
+      <w:r>
+        <w:t xml:space="preserve">     Order the saves first: 2, 3, 5, 7, 9. The middle (3rd) value is 5, so the median is 5.</w:t>
       </w:r>
     </w:p>
     <w:p>
@@ -1589,19 +1860,31 @@
         <w:spacing w:after="80" w:before="0"/>
       </w:pPr>
       <w:r>
-        <w:t xml:space="preserve">     The middle value of five ordered numbers is the third one: 9.</w:t>
-      </w:r>
-    </w:p>
-    <w:p>
-      <w:pPr>
-        <w:spacing w:after="40" w:before="0"/>
-      </w:pPr>
-      <w:r>
-        <w:rPr>
-          <w:b/>
-          <w:bCs/>
-        </w:rPr>
-        <w:t xml:space="preserve">8. A. 5</w:t>
+        <w:rPr>
+          <w:i/>
+          <w:iCs/>
+        </w:rPr>
+        <w:t xml:space="preserve">     Watch for: A common mistake in Mean, Median, and Mode is skipping the key idea: "Mean = add then divide, median = the middle of the ordered numbers, mode = the value that shows up most." — always check your work against this rule before you submit.</w:t>
+      </w:r>
+    </w:p>
+    <w:p>
+      <w:pPr>
+        <w:spacing w:after="40" w:before="0"/>
+      </w:pPr>
+      <w:r>
+        <w:rPr>
+          <w:b/>
+          <w:bCs/>
+        </w:rPr>
+        <w:t xml:space="preserve">9. A. 4</w:t>
+      </w:r>
+    </w:p>
+    <w:p>
+      <w:pPr>
+        <w:spacing w:after="20" w:before="0"/>
+      </w:pPr>
+      <w:r>
+        <w:t xml:space="preserve">     The mode is the value that appears most often. 4 shows up twice; every other value appears once. So the mode is 4.</w:t>
       </w:r>
     </w:p>
     <w:p>
@@ -1609,27 +1892,63 @@
         <w:spacing w:after="80" w:before="0"/>
       </w:pPr>
       <w:r>
-        <w:t xml:space="preserve">     5 appears most often (three times).</w:t>
-      </w:r>
-    </w:p>
-    <w:p>
-      <w:pPr>
-        <w:spacing w:after="40" w:before="0"/>
-      </w:pPr>
-      <w:r>
-        <w:rPr>
-          <w:b/>
-          <w:bCs/>
-        </w:rPr>
-        <w:t xml:space="preserve">9. A. 9</w:t>
-      </w:r>
-    </w:p>
-    <w:p>
-      <w:pPr>
-        <w:spacing w:after="80" w:before="0"/>
-      </w:pPr>
-      <w:r>
-        <w:t xml:space="preserve">     With four values, average the middle two: (8 + 10) ÷ 2 = 9.</w:t>
+        <w:rPr>
+          <w:i/>
+          <w:iCs/>
+        </w:rPr>
+        <w:t xml:space="preserve">     Watch for: A common mistake in Mean, Median, and Mode is skipping the key idea: "Mean = add then divide, median = the middle of the ordered numbers, mode = the value that shows up most." — always check your work against this rule before you submit.</w:t>
+      </w:r>
+    </w:p>
+    <w:p>
+      <w:pPr>
+        <w:spacing w:after="40" w:before="0"/>
+      </w:pPr>
+      <w:r>
+        <w:rPr>
+          <w:b/>
+          <w:bCs/>
+        </w:rPr>
+        <w:t xml:space="preserve">10. Matches:</w:t>
+      </w:r>
+    </w:p>
+    <w:p>
+      <w:pPr>
+        <w:spacing w:after="20" w:before="0"/>
+      </w:pPr>
+      <w:r>
+        <w:t xml:space="preserve">     Game points 9, 3, 7, 5, 6 → MEAN → 6</w:t>
+      </w:r>
+    </w:p>
+    <w:p>
+      <w:pPr>
+        <w:spacing w:after="20" w:before="0"/>
+      </w:pPr>
+      <w:r>
+        <w:t xml:space="preserve">     Rebounds 8, 3, 11, 6, 1 → MEDIAN → 6</w:t>
+      </w:r>
+    </w:p>
+    <w:p>
+      <w:pPr>
+        <w:spacing w:after="20" w:before="0"/>
+      </w:pPr>
+      <w:r>
+        <w:t xml:space="preserve">     Jersey numbers 6, 2, 6, 9, 6, 3 → MODE → 6</w:t>
+      </w:r>
+    </w:p>
+    <w:p>
+      <w:pPr>
+        <w:spacing w:after="20" w:before="0"/>
+      </w:pPr>
+      <w:r>
+        <w:t xml:space="preserve">     Assists 14, 10, 18, 12, 16 → MEAN → 14</w:t>
+      </w:r>
+    </w:p>
+    <w:p>
+      <w:pPr>
+        <w:spacing w:after="40" w:before="0"/>
+      </w:pPr>
+      <w:r>
+        <w:t xml:space="preserve"/>
       </w:r>
     </w:p>
     <w:sectPr>

--- a/lessons/8-2/homework.docx
+++ b/lessons/8-2/homework.docx
@@ -1119,31 +1119,39 @@
           <w:b/>
           <w:bCs/>
         </w:rPr>
-        <w:t xml:space="preserve">6. onLevel — Spot the Common Mistake</w:t>
-      </w:r>
-    </w:p>
-    <w:p>
-      <w:pPr>
-        <w:spacing w:after="40" w:before="0"/>
-      </w:pPr>
-      <w:r>
-        <w:t xml:space="preserve">   Step 1 (Read): A student is working on Mean, Median, and Mode.</w:t>
-      </w:r>
-    </w:p>
-    <w:p>
-      <w:pPr>
-        <w:spacing w:after="40" w:before="0"/>
-      </w:pPr>
-      <w:r>
-        <w:t xml:space="preserve">   Step 2 (Attempt): They ignored the rule: Mean = add then divide, median = the middle of the ordered numbers, mode = the value that shows up most.</w:t>
-      </w:r>
-    </w:p>
-    <w:p>
-      <w:pPr>
-        <w:spacing w:after="40" w:before="0"/>
-      </w:pPr>
-      <w:r>
-        <w:t xml:space="preserve">   Step 3 (Check): The answer does not match the math rule from class.</w:t>
+        <w:t xml:space="preserve">6. onLevel — The Even-Count Median Mistake</w:t>
+      </w:r>
+    </w:p>
+    <w:p>
+      <w:pPr>
+        <w:spacing w:after="40" w:before="0"/>
+      </w:pPr>
+      <w:r>
+        <w:t xml:space="preserve">   Step 1 (Data set): Points per game, in order: 3, 8, 10, 14, 16, 20 (6 values)</w:t>
+      </w:r>
+    </w:p>
+    <w:p>
+      <w:pPr>
+        <w:spacing w:after="40" w:before="0"/>
+      </w:pPr>
+      <w:r>
+        <w:t xml:space="preserve">   Step 2 (Goal): Find the MEDIAN number of points.</w:t>
+      </w:r>
+    </w:p>
+    <w:p>
+      <w:pPr>
+        <w:spacing w:after="40" w:before="0"/>
+      </w:pPr>
+      <w:r>
+        <w:t xml:space="preserve">   Step 3 (Pick the middle): With 6 values the student grabs a single middle number and says median = 10.</w:t>
+      </w:r>
+    </w:p>
+    <w:p>
+      <w:pPr>
+        <w:spacing w:after="40" w:before="0"/>
+      </w:pPr>
+      <w:r>
+        <w:t xml:space="preserve">   Step 4 (Answer): Median = 10</w:t>
       </w:r>
     </w:p>
     <w:p>
@@ -1446,7 +1454,7 @@
           </w:tcPr>
           <w:p>
             <w:r>
-              <w:t xml:space="preserve">____  Rebounds 8, 3, 11, 6, 1 → MEDIAN</w:t>
+              <w:t xml:space="preserve">____  Rebounds 8, 3, 11, 7, 1 → MEDIAN</w:t>
             </w:r>
           </w:p>
         </w:tc>
@@ -1456,7 +1464,7 @@
           </w:tcPr>
           <w:p>
             <w:r>
-              <w:t xml:space="preserve">C. 6</w:t>
+              <w:t xml:space="preserve">C. 9</w:t>
             </w:r>
           </w:p>
         </w:tc>
@@ -1468,7 +1476,7 @@
           </w:tcPr>
           <w:p>
             <w:r>
-              <w:t xml:space="preserve">____  Jersey numbers 6, 2, 6, 9, 6, 3 → MODE</w:t>
+              <w:t xml:space="preserve">____  Jersey numbers 9, 2, 9, 6, 9, 3 → MODE</w:t>
             </w:r>
           </w:p>
         </w:tc>
@@ -1478,7 +1486,7 @@
           </w:tcPr>
           <w:p>
             <w:r>
-              <w:t xml:space="preserve">B. 6</w:t>
+              <w:t xml:space="preserve">B. 7</w:t>
             </w:r>
           </w:p>
         </w:tc>
@@ -1564,7 +1572,7 @@
           <w:i/>
           <w:iCs/>
         </w:rPr>
-        <w:t xml:space="preserve">     Watch for: A common mistake in Mean, Median, and Mode is skipping the key idea: "Mean = add then divide, median = the middle of the ordered numbers, mode = the value that shows up most." — always check your work against this rule before you submit.</w:t>
+        <w:t xml:space="preserve">     Watch for: A common mistake in Mean, Median, and Mode is finding the median without ordering the data first — students pick the middle number straight from the list as given (for 9, 4, 7, 2, 6 they say the median is 7, the middle position in that original order) instead of sorting least to greatest (2, 4, 6, 7, 9) and finding the true middle value, 6. Before finalizing a median, always reorder the data smallest to largest, then count to the middle position — and if there is an even number of values, average the two middle numbers.</w:t>
       </w:r>
     </w:p>
     <w:p>
@@ -1596,7 +1604,7 @@
           <w:i/>
           <w:iCs/>
         </w:rPr>
-        <w:t xml:space="preserve">     Watch for: A common mistake in Mean, Median, and Mode is skipping the key idea: "Mean = add then divide, median = the middle of the ordered numbers, mode = the value that shows up most." — always check your work against this rule before you submit.</w:t>
+        <w:t xml:space="preserve">     Watch for: A common mistake in Mean, Median, and Mode is finding the median without ordering the data first — students pick the middle number straight from the list as given (for 9, 4, 7, 2, 6 they say the median is 7, the middle position in that original order) instead of sorting least to greatest (2, 4, 6, 7, 9) and finding the true middle value, 6. Before finalizing a median, always reorder the data smallest to largest, then count to the middle position — and if there is an even number of values, average the two middle numbers.</w:t>
       </w:r>
     </w:p>
     <w:p>
@@ -1772,35 +1780,35 @@
           <w:i/>
           <w:iCs/>
         </w:rPr>
-        <w:t xml:space="preserve">     Watch for: A common mistake in Mean, Median, and Mode is skipping the key idea: "Mean = add then divide, median = the middle of the ordered numbers, mode = the value that shows up most." — always check your work against this rule before you submit.</w:t>
-      </w:r>
-    </w:p>
-    <w:p>
-      <w:pPr>
-        <w:spacing w:after="40" w:before="0"/>
-      </w:pPr>
-      <w:r>
-        <w:rPr>
-          <w:b/>
-          <w:bCs/>
-        </w:rPr>
-        <w:t xml:space="preserve">6. onLevel — Spot the Common Mistake</w:t>
-      </w:r>
-    </w:p>
-    <w:p>
-      <w:pPr>
-        <w:spacing w:after="20" w:before="0"/>
-      </w:pPr>
-      <w:r>
-        <w:t xml:space="preserve">     The mistake is in Step 2.</w:t>
-      </w:r>
-    </w:p>
-    <w:p>
-      <w:pPr>
-        <w:spacing w:after="20" w:before="0"/>
-      </w:pPr>
-      <w:r>
-        <w:t xml:space="preserve">     Correct work: Follow the key idea: Mean = add then divide, median = the middle of the ordered numbers, mode = the value that shows up most.</w:t>
+        <w:t xml:space="preserve">     Watch for: A common mistake in Mean, Median, and Mode is finding the median without ordering the data first — students pick the middle number straight from the list as given (for 9, 4, 7, 2, 6 they say the median is 7, the middle position in that original order) instead of sorting least to greatest (2, 4, 6, 7, 9) and finding the true middle value, 6. Before finalizing a median, always reorder the data smallest to largest, then count to the middle position — and if there is an even number of values, average the two middle numbers.</w:t>
+      </w:r>
+    </w:p>
+    <w:p>
+      <w:pPr>
+        <w:spacing w:after="40" w:before="0"/>
+      </w:pPr>
+      <w:r>
+        <w:rPr>
+          <w:b/>
+          <w:bCs/>
+        </w:rPr>
+        <w:t xml:space="preserve">6. onLevel — The Even-Count Median Mistake</w:t>
+      </w:r>
+    </w:p>
+    <w:p>
+      <w:pPr>
+        <w:spacing w:after="20" w:before="0"/>
+      </w:pPr>
+      <w:r>
+        <w:t xml:space="preserve">     The mistake is in Step 3.</w:t>
+      </w:r>
+    </w:p>
+    <w:p>
+      <w:pPr>
+        <w:spacing w:after="20" w:before="0"/>
+      </w:pPr>
+      <w:r>
+        <w:t xml:space="preserve">     Correct work: When a data set has an EVEN number of values there is no single middle number. You must average the TWO middle values. Here the 3rd and 4th values are 10 and 14, so the median = (10 + 14) ÷ 2 = 12, not 10.</w:t>
       </w:r>
     </w:p>
     <w:p>
@@ -1832,7 +1840,7 @@
           <w:i/>
           <w:iCs/>
         </w:rPr>
-        <w:t xml:space="preserve">     Watch for: A common mistake in Mean, Median, and Mode is skipping the key idea: "Mean = add then divide, median = the middle of the ordered numbers, mode = the value that shows up most." — always check your work against this rule before you submit.</w:t>
+        <w:t xml:space="preserve">     Watch for: A common mistake in Mean, Median, and Mode is finding the median without ordering the data first — students pick the middle number straight from the list as given (for 9, 4, 7, 2, 6 they say the median is 7, the middle position in that original order) instead of sorting least to greatest (2, 4, 6, 7, 9) and finding the true middle value, 6. Before finalizing a median, always reorder the data smallest to largest, then count to the middle position — and if there is an even number of values, average the two middle numbers.</w:t>
       </w:r>
     </w:p>
     <w:p>
@@ -1864,7 +1872,7 @@
           <w:i/>
           <w:iCs/>
         </w:rPr>
-        <w:t xml:space="preserve">     Watch for: A common mistake in Mean, Median, and Mode is skipping the key idea: "Mean = add then divide, median = the middle of the ordered numbers, mode = the value that shows up most." — always check your work against this rule before you submit.</w:t>
+        <w:t xml:space="preserve">     Watch for: A common mistake in Mean, Median, and Mode is finding the median without ordering the data first — students pick the middle number straight from the list as given (for 9, 4, 7, 2, 6 they say the median is 7, the middle position in that original order) instead of sorting least to greatest (2, 4, 6, 7, 9) and finding the true middle value, 6. Before finalizing a median, always reorder the data smallest to largest, then count to the middle position — and if there is an even number of values, average the two middle numbers.</w:t>
       </w:r>
     </w:p>
     <w:p>
@@ -1896,7 +1904,7 @@
           <w:i/>
           <w:iCs/>
         </w:rPr>
-        <w:t xml:space="preserve">     Watch for: A common mistake in Mean, Median, and Mode is skipping the key idea: "Mean = add then divide, median = the middle of the ordered numbers, mode = the value that shows up most." — always check your work against this rule before you submit.</w:t>
+        <w:t xml:space="preserve">     Watch for: A common mistake in Mean, Median, and Mode is finding the median without ordering the data first — students pick the middle number straight from the list as given (for 9, 4, 7, 2, 6 they say the median is 7, the middle position in that original order) instead of sorting least to greatest (2, 4, 6, 7, 9) and finding the true middle value, 6. Before finalizing a median, always reorder the data smallest to largest, then count to the middle position — and if there is an even number of values, average the two middle numbers.</w:t>
       </w:r>
     </w:p>
     <w:p>
@@ -1924,15 +1932,15 @@
         <w:spacing w:after="20" w:before="0"/>
       </w:pPr>
       <w:r>
-        <w:t xml:space="preserve">     Rebounds 8, 3, 11, 6, 1 → MEDIAN → 6</w:t>
-      </w:r>
-    </w:p>
-    <w:p>
-      <w:pPr>
-        <w:spacing w:after="20" w:before="0"/>
-      </w:pPr>
-      <w:r>
-        <w:t xml:space="preserve">     Jersey numbers 6, 2, 6, 9, 6, 3 → MODE → 6</w:t>
+        <w:t xml:space="preserve">     Rebounds 8, 3, 11, 7, 1 → MEDIAN → 7</w:t>
+      </w:r>
+    </w:p>
+    <w:p>
+      <w:pPr>
+        <w:spacing w:after="20" w:before="0"/>
+      </w:pPr>
+      <w:r>
+        <w:t xml:space="preserve">     Jersey numbers 9, 2, 9, 6, 9, 3 → MODE → 9</w:t>
       </w:r>
     </w:p>
     <w:p>

--- a/lessons/8-2/homework.docx
+++ b/lessons/8-2/homework.docx
@@ -12,7 +12,7 @@
           <w:b/>
           <w:bCs/>
         </w:rPr>
-        <w:t xml:space="preserve">Mean, Median, and Mode — Homework</w:t>
+        <w:t xml:space="preserve">Solve One-Step Addition and Subtraction Equations — Homework</w:t>
       </w:r>
     </w:p>
     <w:p>
@@ -24,7 +24,7 @@
           <w:i/>
           <w:iCs/>
         </w:rPr>
-        <w:t xml:space="preserve">Lesson 8-2  •  Standard 6.DS.4</w:t>
+        <w:t xml:space="preserve">Lesson 7-2  •  Standard 6.AT.8</w:t>
       </w:r>
     </w:p>
     <w:p>
@@ -80,7 +80,7 @@
         <w:spacing w:after="60" w:before="0"/>
       </w:pPr>
       <w:r>
-        <w:t xml:space="preserve">Content: I can find the mean, median, and mode of a data set.</w:t>
+        <w:t xml:space="preserve">Content: I can solve one-step addition and subtraction equations using inverse operations.</w:t>
       </w:r>
     </w:p>
     <w:p>
@@ -88,7 +88,7 @@
         <w:spacing w:after="60" w:before="0"/>
       </w:pPr>
       <w:r>
-        <w:t xml:space="preserve">Language: I can explain my reasoning using the words mean, median, mode, and outlier.</w:t>
+        <w:t xml:space="preserve">Language: I can explain my steps using the words equation, inverse operation, isolate, and solution.</w:t>
       </w:r>
     </w:p>
     <w:p>
@@ -161,10 +161,10 @@
           <w:b/>
           <w:bCs/>
         </w:rPr>
-        <w:t xml:space="preserve">Mean (Media)</w:t>
-      </w:r>
-      <w:r>
-        <w:t xml:space="preserve"> — The average. Add all the numbers, then divide by how many there are.</w:t>
+        <w:t xml:space="preserve">Equation (Ecuación)</w:t>
+      </w:r>
+      <w:r>
+        <w:t xml:space="preserve"> — A math sentence with an equal sign showing both sides are the same.</w:t>
       </w:r>
     </w:p>
     <w:p>
@@ -192,7 +192,7 @@
                     </pic:cNvPicPr>
                   </pic:nvPicPr>
                   <pic:blipFill>
-                    <a:blip r:embed="rId8" cstate="none"/>
+                    <a:blip r:embed="rId7" cstate="none"/>
                     <a:srcRect/>
                     <a:stretch>
                       <a:fillRect/>
@@ -224,10 +224,10 @@
           <w:b/>
           <w:bCs/>
         </w:rPr>
-        <w:t xml:space="preserve">Median (Mediana)</w:t>
-      </w:r>
-      <w:r>
-        <w:t xml:space="preserve"> — The middle number when you put them in order.</w:t>
+        <w:t xml:space="preserve">Inverse operation (Operación inversa)</w:t>
+      </w:r>
+      <w:r>
+        <w:t xml:space="preserve"> — Two math actions that undo each other, like × and ÷.</w:t>
       </w:r>
     </w:p>
     <w:p>
@@ -255,7 +255,7 @@
                     </pic:cNvPicPr>
                   </pic:nvPicPr>
                   <pic:blipFill>
-                    <a:blip r:embed="rId9" cstate="none"/>
+                    <a:blip r:embed="rId7" cstate="none"/>
                     <a:srcRect/>
                     <a:stretch>
                       <a:fillRect/>
@@ -287,10 +287,10 @@
           <w:b/>
           <w:bCs/>
         </w:rPr>
-        <w:t xml:space="preserve">Mode (Moda)</w:t>
-      </w:r>
-      <w:r>
-        <w:t xml:space="preserve"> — The number that shows up most often.</w:t>
+        <w:t xml:space="preserve">Isolate (Despejar)</w:t>
+      </w:r>
+      <w:r>
+        <w:t xml:space="preserve"> — To get the letter by itself on one side.</w:t>
       </w:r>
     </w:p>
     <w:p>
@@ -318,7 +318,7 @@
                     </pic:cNvPicPr>
                   </pic:nvPicPr>
                   <pic:blipFill>
-                    <a:blip r:embed="rId10" cstate="none"/>
+                    <a:blip r:embed="rId7" cstate="none"/>
                     <a:srcRect/>
                     <a:stretch>
                       <a:fillRect/>
@@ -350,10 +350,10 @@
           <w:b/>
           <w:bCs/>
         </w:rPr>
-        <w:t xml:space="preserve">Outlier (Valor atípico)</w:t>
-      </w:r>
-      <w:r>
-        <w:t xml:space="preserve"> — A number that is much bigger or smaller than the rest.</w:t>
+        <w:t xml:space="preserve">Solution (Solución)</w:t>
+      </w:r>
+      <w:r>
+        <w:t xml:space="preserve"> — The number that makes the equation true.</w:t>
       </w:r>
     </w:p>
     <w:p>
@@ -381,7 +381,7 @@
                     </pic:cNvPicPr>
                   </pic:nvPicPr>
                   <pic:blipFill>
-                    <a:blip r:embed="rId11" cstate="none"/>
+                    <a:blip r:embed="rId7" cstate="none"/>
                     <a:srcRect/>
                     <a:stretch>
                       <a:fillRect/>
@@ -413,10 +413,10 @@
           <w:b/>
           <w:bCs/>
         </w:rPr>
-        <w:t xml:space="preserve">Data distribution (Distribución de datos)</w:t>
-      </w:r>
-      <w:r>
-        <w:t xml:space="preserve"> — How the data looks: where it sits and how spread out it is.</w:t>
+        <w:t xml:space="preserve">One-step equation (Ecuación de un paso)</w:t>
+      </w:r>
+      <w:r>
+        <w:t xml:space="preserve"> — An equation you can solve in a single step using one inverse operation.</w:t>
       </w:r>
     </w:p>
     <w:p>
@@ -444,7 +444,7 @@
                     </pic:cNvPicPr>
                   </pic:nvPicPr>
                   <pic:blipFill>
-                    <a:blip r:embed="rId12" cstate="none"/>
+                    <a:blip r:embed="rId7" cstate="none"/>
                     <a:srcRect/>
                     <a:stretch>
                       <a:fillRect/>
@@ -476,10 +476,10 @@
           <w:b/>
           <w:bCs/>
         </w:rPr>
-        <w:t xml:space="preserve">Variability (Variabilidad)</w:t>
-      </w:r>
-      <w:r>
-        <w:t xml:space="preserve"> — How spread out the numbers are.</w:t>
+        <w:t xml:space="preserve">Balance (Equilibrio)</w:t>
+      </w:r>
+      <w:r>
+        <w:t xml:space="preserve"> — Keeping both sides of an equation equal by doing the same thing to each side.</w:t>
       </w:r>
     </w:p>
     <w:p>
@@ -516,39 +516,39 @@
           <w:b/>
           <w:bCs/>
         </w:rPr>
-        <w:t xml:space="preserve">1. Find the mean of: 10, 14, 8, 12, 16</w:t>
-      </w:r>
-    </w:p>
-    <w:p>
-      <w:pPr>
-        <w:spacing w:after="40" w:before="0"/>
-      </w:pPr>
-      <w:r>
-        <w:t xml:space="preserve">     A. 12</w:t>
-      </w:r>
-    </w:p>
-    <w:p>
-      <w:pPr>
-        <w:spacing w:after="40" w:before="0"/>
-      </w:pPr>
-      <w:r>
-        <w:t xml:space="preserve">     B. 14</w:t>
-      </w:r>
-    </w:p>
-    <w:p>
-      <w:pPr>
-        <w:spacing w:after="40" w:before="0"/>
-      </w:pPr>
-      <w:r>
-        <w:t xml:space="preserve">     C. 10</w:t>
-      </w:r>
-    </w:p>
-    <w:p>
-      <w:pPr>
-        <w:spacing w:after="40" w:before="0"/>
-      </w:pPr>
-      <w:r>
-        <w:t xml:space="preserve">     D. 60</w:t>
+        <w:t xml:space="preserve">1. Solve: x + 9 = 15</w:t>
+      </w:r>
+    </w:p>
+    <w:p>
+      <w:pPr>
+        <w:spacing w:after="40" w:before="0"/>
+      </w:pPr>
+      <w:r>
+        <w:t xml:space="preserve">     A. x = 6</w:t>
+      </w:r>
+    </w:p>
+    <w:p>
+      <w:pPr>
+        <w:spacing w:after="40" w:before="0"/>
+      </w:pPr>
+      <w:r>
+        <w:t xml:space="preserve">     B. x = 24</w:t>
+      </w:r>
+    </w:p>
+    <w:p>
+      <w:pPr>
+        <w:spacing w:after="40" w:before="0"/>
+      </w:pPr>
+      <w:r>
+        <w:t xml:space="preserve">     C. x = 9</w:t>
+      </w:r>
+    </w:p>
+    <w:p>
+      <w:pPr>
+        <w:spacing w:after="40" w:before="0"/>
+      </w:pPr>
+      <w:r>
+        <w:t xml:space="preserve">     D. x = 15</w:t>
       </w:r>
     </w:p>
     <w:p>
@@ -571,39 +571,39 @@
           <w:b/>
           <w:bCs/>
         </w:rPr>
-        <w:t xml:space="preserve">2. Find the median of: 3, 7, 2, 9, 5</w:t>
-      </w:r>
-    </w:p>
-    <w:p>
-      <w:pPr>
-        <w:spacing w:after="40" w:before="0"/>
-      </w:pPr>
-      <w:r>
-        <w:t xml:space="preserve">     A. 5</w:t>
-      </w:r>
-    </w:p>
-    <w:p>
-      <w:pPr>
-        <w:spacing w:after="40" w:before="0"/>
-      </w:pPr>
-      <w:r>
-        <w:t xml:space="preserve">     B. 3</w:t>
-      </w:r>
-    </w:p>
-    <w:p>
-      <w:pPr>
-        <w:spacing w:after="40" w:before="0"/>
-      </w:pPr>
-      <w:r>
-        <w:t xml:space="preserve">     C. 7</w:t>
-      </w:r>
-    </w:p>
-    <w:p>
-      <w:pPr>
-        <w:spacing w:after="40" w:before="0"/>
-      </w:pPr>
-      <w:r>
-        <w:t xml:space="preserve">     D. 5.2</w:t>
+        <w:t xml:space="preserve">2. Solve: y − 7 = 20</w:t>
+      </w:r>
+    </w:p>
+    <w:p>
+      <w:pPr>
+        <w:spacing w:after="40" w:before="0"/>
+      </w:pPr>
+      <w:r>
+        <w:t xml:space="preserve">     A. y = 27</w:t>
+      </w:r>
+    </w:p>
+    <w:p>
+      <w:pPr>
+        <w:spacing w:after="40" w:before="0"/>
+      </w:pPr>
+      <w:r>
+        <w:t xml:space="preserve">     B. y = 13</w:t>
+      </w:r>
+    </w:p>
+    <w:p>
+      <w:pPr>
+        <w:spacing w:after="40" w:before="0"/>
+      </w:pPr>
+      <w:r>
+        <w:t xml:space="preserve">     C. y = 7</w:t>
+      </w:r>
+    </w:p>
+    <w:p>
+      <w:pPr>
+        <w:spacing w:after="40" w:before="0"/>
+      </w:pPr>
+      <w:r>
+        <w:t xml:space="preserve">     D. y = 140</w:t>
       </w:r>
     </w:p>
     <w:p>
@@ -626,7 +626,7 @@
           <w:b/>
           <w:bCs/>
         </w:rPr>
-        <w:t xml:space="preserve">3. Complete the table.</w:t>
+        <w:t xml:space="preserve">3. Complete the table: identify the inverse operation, solve, and check.</w:t>
       </w:r>
     </w:p>
     <w:tbl>
@@ -661,7 +661,7 @@
                 <w:b/>
                 <w:bCs/>
               </w:rPr>
-              <w:t xml:space="preserve">Data Set</w:t>
+              <w:t xml:space="preserve">Equation</w:t>
             </w:r>
           </w:p>
         </w:tc>
@@ -675,7 +675,7 @@
                 <w:b/>
                 <w:bCs/>
               </w:rPr>
-              <w:t xml:space="preserve">Mean</w:t>
+              <w:t xml:space="preserve">Inverse Operation</w:t>
             </w:r>
           </w:p>
         </w:tc>
@@ -689,7 +689,7 @@
                 <w:b/>
                 <w:bCs/>
               </w:rPr>
-              <w:t xml:space="preserve">Median</w:t>
+              <w:t xml:space="preserve">Solution</w:t>
             </w:r>
           </w:p>
         </w:tc>
@@ -703,7 +703,7 @@
                 <w:b/>
                 <w:bCs/>
               </w:rPr>
-              <w:t xml:space="preserve">Mode</w:t>
+              <w:t xml:space="preserve">Check</w:t>
             </w:r>
           </w:p>
         </w:tc>
@@ -719,7 +719,7 @@
                 <w:b w:val="false"/>
                 <w:bCs w:val="false"/>
               </w:rPr>
-              <w:t xml:space="preserve">5, 8, 8, 10, 14</w:t>
+              <w:t xml:space="preserve">x + 18 = 45</w:t>
             </w:r>
           </w:p>
         </w:tc>
@@ -733,7 +733,7 @@
                 <w:b w:val="false"/>
                 <w:bCs w:val="false"/>
               </w:rPr>
-              <w:t xml:space="preserve"> </w:t>
+              <w:t xml:space="preserve">Subtract 18</w:t>
             </w:r>
           </w:p>
         </w:tc>
@@ -747,7 +747,7 @@
                 <w:b w:val="false"/>
                 <w:bCs w:val="false"/>
               </w:rPr>
-              <w:t xml:space="preserve"> </w:t>
+              <w:t xml:space="preserve">x = 27</w:t>
             </w:r>
           </w:p>
         </w:tc>
@@ -761,7 +761,7 @@
                 <w:b w:val="false"/>
                 <w:bCs w:val="false"/>
               </w:rPr>
-              <w:t xml:space="preserve"> </w:t>
+              <w:t xml:space="preserve">27 + 18 = 45 ✓</w:t>
             </w:r>
           </w:p>
         </w:tc>
@@ -777,7 +777,7 @@
                 <w:b w:val="false"/>
                 <w:bCs w:val="false"/>
               </w:rPr>
-              <w:t xml:space="preserve">20, 25, 25, 30, 25, 35</w:t>
+              <w:t xml:space="preserve">p − 22 = 19</w:t>
             </w:r>
           </w:p>
         </w:tc>
@@ -791,7 +791,7 @@
                 <w:b w:val="false"/>
                 <w:bCs w:val="false"/>
               </w:rPr>
-              <w:t xml:space="preserve"> </w:t>
+              <w:t xml:space="preserve">Add 22</w:t>
             </w:r>
           </w:p>
         </w:tc>
@@ -805,7 +805,7 @@
                 <w:b w:val="false"/>
                 <w:bCs w:val="false"/>
               </w:rPr>
-              <w:t xml:space="preserve"> </w:t>
+              <w:t xml:space="preserve">p = 41</w:t>
             </w:r>
           </w:p>
         </w:tc>
@@ -819,7 +819,7 @@
                 <w:b w:val="false"/>
                 <w:bCs w:val="false"/>
               </w:rPr>
-              <w:t xml:space="preserve"> </w:t>
+              <w:t xml:space="preserve">41 − 22 = 19 ✓</w:t>
             </w:r>
           </w:p>
         </w:tc>
@@ -835,7 +835,7 @@
                 <w:b w:val="false"/>
                 <w:bCs w:val="false"/>
               </w:rPr>
-              <w:t xml:space="preserve">100, 110, 90, 100, 115, 95</w:t>
+              <w:t xml:space="preserve">w + 3.5 = 10</w:t>
             </w:r>
           </w:p>
         </w:tc>
@@ -849,7 +849,7 @@
                 <w:b w:val="false"/>
                 <w:bCs w:val="false"/>
               </w:rPr>
-              <w:t xml:space="preserve"> </w:t>
+              <w:t xml:space="preserve">Subtract 3.5</w:t>
             </w:r>
           </w:p>
         </w:tc>
@@ -863,7 +863,7 @@
                 <w:b w:val="false"/>
                 <w:bCs w:val="false"/>
               </w:rPr>
-              <w:t xml:space="preserve"> </w:t>
+              <w:t xml:space="preserve">w = 6.5</w:t>
             </w:r>
           </w:p>
         </w:tc>
@@ -877,7 +877,7 @@
                 <w:b w:val="false"/>
                 <w:bCs w:val="false"/>
               </w:rPr>
-              <w:t xml:space="preserve"> </w:t>
+              <w:t xml:space="preserve">6.5 + 3.5 = 10 ✓</w:t>
             </w:r>
           </w:p>
         </w:tc>
@@ -903,7 +903,351 @@
           <w:b/>
           <w:bCs/>
         </w:rPr>
-        <w:t xml:space="preserve">4. Match each measure to its definition.</w:t>
+        <w:t xml:space="preserve">4. A shirt costs $d. After a $15 discount, it costs $38. What is d?</w:t>
+      </w:r>
+    </w:p>
+    <w:p>
+      <w:pPr>
+        <w:spacing w:after="40" w:before="0"/>
+      </w:pPr>
+      <w:r>
+        <w:t xml:space="preserve">     A. $53</w:t>
+      </w:r>
+    </w:p>
+    <w:p>
+      <w:pPr>
+        <w:spacing w:after="40" w:before="0"/>
+      </w:pPr>
+      <w:r>
+        <w:t xml:space="preserve">     B. $23</w:t>
+      </w:r>
+    </w:p>
+    <w:p>
+      <w:pPr>
+        <w:spacing w:after="40" w:before="0"/>
+      </w:pPr>
+      <w:r>
+        <w:t xml:space="preserve">     C. $38</w:t>
+      </w:r>
+    </w:p>
+    <w:p>
+      <w:pPr>
+        <w:spacing w:after="40" w:before="0"/>
+      </w:pPr>
+      <w:r>
+        <w:t xml:space="preserve">     D. $45</w:t>
+      </w:r>
+    </w:p>
+    <w:p>
+      <w:pPr>
+        <w:spacing w:after="60" w:before="120"/>
+      </w:pPr>
+      <w:r>
+        <w:rPr>
+          <w:color w:val="BBBBBB"/>
+        </w:rPr>
+        <w:t xml:space="preserve">______________________________________________________________________</w:t>
+      </w:r>
+    </w:p>
+    <w:p>
+      <w:pPr>
+        <w:spacing w:after="80" w:before="0"/>
+      </w:pPr>
+      <w:r>
+        <w:rPr>
+          <w:b/>
+          <w:bCs/>
+        </w:rPr>
+        <w:t xml:space="preserve">5. Sort each equation into the correct inverse operation you would use to solve it.</w:t>
+      </w:r>
+    </w:p>
+    <w:p>
+      <w:pPr>
+        <w:spacing w:after="80" w:before="0"/>
+      </w:pPr>
+      <w:r>
+        <w:rPr>
+          <w:i/>
+          <w:iCs/>
+        </w:rPr>
+        <w:t xml:space="preserve">Groups: Add to both sides   |   Subtract from both sides</w:t>
+      </w:r>
+    </w:p>
+    <w:p>
+      <w:pPr>
+        <w:spacing w:after="60" w:before="120"/>
+      </w:pPr>
+      <w:r>
+        <w:rPr>
+          <w:color w:val="BBBBBB"/>
+        </w:rPr>
+        <w:t xml:space="preserve">______________________________________________________________________</w:t>
+      </w:r>
+    </w:p>
+    <w:p>
+      <w:pPr>
+        <w:spacing w:after="80" w:before="0"/>
+      </w:pPr>
+      <w:r>
+        <w:rPr>
+          <w:b/>
+          <w:bCs/>
+        </w:rPr>
+        <w:t xml:space="preserve">6. onLevel — Spot the Common Mistake</w:t>
+      </w:r>
+    </w:p>
+    <w:p>
+      <w:pPr>
+        <w:spacing w:after="40" w:before="0"/>
+      </w:pPr>
+      <w:r>
+        <w:t xml:space="preserve">   Step 1 (Equation): y − 13 = 28</w:t>
+      </w:r>
+    </w:p>
+    <w:p>
+      <w:pPr>
+        <w:spacing w:after="40" w:before="0"/>
+      </w:pPr>
+      <w:r>
+        <w:t xml:space="preserve">   Step 2 (Choose inverse): The inverse of − 13 is + 13, so add 13 to both sides.</w:t>
+      </w:r>
+    </w:p>
+    <w:p>
+      <w:pPr>
+        <w:spacing w:after="40" w:before="0"/>
+      </w:pPr>
+      <w:r>
+        <w:t xml:space="preserve">   Step 3 (Apply to both sides): y = 28 + 13</w:t>
+      </w:r>
+    </w:p>
+    <w:p>
+      <w:pPr>
+        <w:spacing w:after="40" w:before="0"/>
+      </w:pPr>
+      <w:r>
+        <w:t xml:space="preserve">   Step 4 (Simplify): y = 31</w:t>
+      </w:r>
+    </w:p>
+    <w:p>
+      <w:pPr>
+        <w:spacing w:after="60" w:before="0"/>
+      </w:pPr>
+      <w:r>
+        <w:rPr>
+          <w:i/>
+          <w:iCs/>
+        </w:rPr>
+        <w:t xml:space="preserve">Which step has the mistake? Explain and fix it:</w:t>
+      </w:r>
+    </w:p>
+    <w:p>
+      <w:pPr>
+        <w:spacing w:after="60" w:before="120"/>
+      </w:pPr>
+      <w:r>
+        <w:rPr>
+          <w:color w:val="BBBBBB"/>
+        </w:rPr>
+        <w:t xml:space="preserve">______________________________________________________________________</w:t>
+      </w:r>
+    </w:p>
+    <w:p>
+      <w:pPr>
+        <w:spacing w:after="60" w:before="120"/>
+      </w:pPr>
+      <w:r>
+        <w:rPr>
+          <w:color w:val="BBBBBB"/>
+        </w:rPr>
+        <w:t xml:space="preserve">______________________________________________________________________</w:t>
+      </w:r>
+    </w:p>
+    <w:p>
+      <w:pPr>
+        <w:spacing w:after="60" w:before="120"/>
+      </w:pPr>
+      <w:r>
+        <w:rPr>
+          <w:color w:val="BBBBBB"/>
+        </w:rPr>
+        <w:t xml:space="preserve">______________________________________________________________________</w:t>
+      </w:r>
+    </w:p>
+    <w:p>
+      <w:pPr>
+        <w:spacing w:after="80" w:before="0"/>
+      </w:pPr>
+      <w:r>
+        <w:rPr>
+          <w:b/>
+          <w:bCs/>
+        </w:rPr>
+        <w:t xml:space="preserve">7. Unlock Card 1: Solve x + 7 = 15.</w:t>
+      </w:r>
+    </w:p>
+    <w:p>
+      <w:pPr>
+        <w:spacing w:after="40" w:before="0"/>
+      </w:pPr>
+      <w:r>
+        <w:t xml:space="preserve">     A. x = 8</w:t>
+      </w:r>
+    </w:p>
+    <w:p>
+      <w:pPr>
+        <w:spacing w:after="40" w:before="0"/>
+      </w:pPr>
+      <w:r>
+        <w:t xml:space="preserve">     B. x = 22</w:t>
+      </w:r>
+    </w:p>
+    <w:p>
+      <w:pPr>
+        <w:spacing w:after="40" w:before="0"/>
+      </w:pPr>
+      <w:r>
+        <w:t xml:space="preserve">     C. x = 7</w:t>
+      </w:r>
+    </w:p>
+    <w:p>
+      <w:pPr>
+        <w:spacing w:after="40" w:before="0"/>
+      </w:pPr>
+      <w:r>
+        <w:t xml:space="preserve">     D. x = 105</w:t>
+      </w:r>
+    </w:p>
+    <w:p>
+      <w:pPr>
+        <w:spacing w:after="60" w:before="120"/>
+      </w:pPr>
+      <w:r>
+        <w:rPr>
+          <w:color w:val="BBBBBB"/>
+        </w:rPr>
+        <w:t xml:space="preserve">______________________________________________________________________</w:t>
+      </w:r>
+    </w:p>
+    <w:p>
+      <w:pPr>
+        <w:spacing w:after="80" w:before="0"/>
+      </w:pPr>
+      <w:r>
+        <w:rPr>
+          <w:b/>
+          <w:bCs/>
+        </w:rPr>
+        <w:t xml:space="preserve">8. Unlock Card 2: Solve n − 4 = 9.</w:t>
+      </w:r>
+    </w:p>
+    <w:p>
+      <w:pPr>
+        <w:spacing w:after="40" w:before="0"/>
+      </w:pPr>
+      <w:r>
+        <w:t xml:space="preserve">     A. n = 13</w:t>
+      </w:r>
+    </w:p>
+    <w:p>
+      <w:pPr>
+        <w:spacing w:after="40" w:before="0"/>
+      </w:pPr>
+      <w:r>
+        <w:t xml:space="preserve">     B. n = 5</w:t>
+      </w:r>
+    </w:p>
+    <w:p>
+      <w:pPr>
+        <w:spacing w:after="40" w:before="0"/>
+      </w:pPr>
+      <w:r>
+        <w:t xml:space="preserve">     C. n = 36</w:t>
+      </w:r>
+    </w:p>
+    <w:p>
+      <w:pPr>
+        <w:spacing w:after="40" w:before="0"/>
+      </w:pPr>
+      <w:r>
+        <w:t xml:space="preserve">     D. n = -5</w:t>
+      </w:r>
+    </w:p>
+    <w:p>
+      <w:pPr>
+        <w:spacing w:after="60" w:before="120"/>
+      </w:pPr>
+      <w:r>
+        <w:rPr>
+          <w:color w:val="BBBBBB"/>
+        </w:rPr>
+        <w:t xml:space="preserve">______________________________________________________________________</w:t>
+      </w:r>
+    </w:p>
+    <w:p>
+      <w:pPr>
+        <w:spacing w:after="80" w:before="0"/>
+      </w:pPr>
+      <w:r>
+        <w:rPr>
+          <w:b/>
+          <w:bCs/>
+        </w:rPr>
+        <w:t xml:space="preserve">9. Unlock Card 3: A vault held some clue tokens. After the detective added 16 tokens, there were 50. The equation is t + 16 = 50. How many tokens were there before?</w:t>
+      </w:r>
+    </w:p>
+    <w:p>
+      <w:pPr>
+        <w:spacing w:after="40" w:before="0"/>
+      </w:pPr>
+      <w:r>
+        <w:t xml:space="preserve">     A. 34</w:t>
+      </w:r>
+    </w:p>
+    <w:p>
+      <w:pPr>
+        <w:spacing w:after="40" w:before="0"/>
+      </w:pPr>
+      <w:r>
+        <w:t xml:space="preserve">     B. 66</w:t>
+      </w:r>
+    </w:p>
+    <w:p>
+      <w:pPr>
+        <w:spacing w:after="40" w:before="0"/>
+      </w:pPr>
+      <w:r>
+        <w:t xml:space="preserve">     C. 16</w:t>
+      </w:r>
+    </w:p>
+    <w:p>
+      <w:pPr>
+        <w:spacing w:after="40" w:before="0"/>
+      </w:pPr>
+      <w:r>
+        <w:t xml:space="preserve">     D. 800</w:t>
+      </w:r>
+    </w:p>
+    <w:p>
+      <w:pPr>
+        <w:spacing w:after="60" w:before="120"/>
+      </w:pPr>
+      <w:r>
+        <w:rPr>
+          <w:color w:val="BBBBBB"/>
+        </w:rPr>
+        <w:t xml:space="preserve">______________________________________________________________________</w:t>
+      </w:r>
+    </w:p>
+    <w:p>
+      <w:pPr>
+        <w:spacing w:after="80" w:before="0"/>
+      </w:pPr>
+      <w:r>
+        <w:rPr>
+          <w:b/>
+          <w:bCs/>
+        </w:rPr>
+        <w:t xml:space="preserve">10. Unlock Card 4: Match each equation to its solution to crack the vault code.</w:t>
       </w:r>
     </w:p>
     <w:tbl>
@@ -962,7 +1306,7 @@
           </w:tcPr>
           <w:p>
             <w:r>
-              <w:t xml:space="preserve">____  Mean</w:t>
+              <w:t xml:space="preserve">____  a + 6 = 13</w:t>
             </w:r>
           </w:p>
         </w:tc>
@@ -972,7 +1316,7 @@
           </w:tcPr>
           <w:p>
             <w:r>
-              <w:t xml:space="preserve">D. Max − Min</w:t>
+              <w:t xml:space="preserve">D. d = 15</w:t>
             </w:r>
           </w:p>
         </w:tc>
@@ -984,7 +1328,7 @@
           </w:tcPr>
           <w:p>
             <w:r>
-              <w:t xml:space="preserve">____  Median</w:t>
+              <w:t xml:space="preserve">____  b − 5 = 8</w:t>
             </w:r>
           </w:p>
         </w:tc>
@@ -994,7 +1338,7 @@
           </w:tcPr>
           <w:p>
             <w:r>
-              <w:t xml:space="preserve">C. Most frequent</w:t>
+              <w:t xml:space="preserve">C. c = 9</w:t>
             </w:r>
           </w:p>
         </w:tc>
@@ -1006,7 +1350,7 @@
           </w:tcPr>
           <w:p>
             <w:r>
-              <w:t xml:space="preserve">____  Mode</w:t>
+              <w:t xml:space="preserve">____  c + 11 = 20</w:t>
             </w:r>
           </w:p>
         </w:tc>
@@ -1016,7 +1360,7 @@
           </w:tcPr>
           <w:p>
             <w:r>
-              <w:t xml:space="preserve">B. Middle value</w:t>
+              <w:t xml:space="preserve">B. b = 13</w:t>
             </w:r>
           </w:p>
         </w:tc>
@@ -1028,7 +1372,7 @@
           </w:tcPr>
           <w:p>
             <w:r>
-              <w:t xml:space="preserve">____  Range</w:t>
+              <w:t xml:space="preserve">____  d − 9 = 6</w:t>
             </w:r>
           </w:p>
         </w:tc>
@@ -1038,7 +1382,7 @@
           </w:tcPr>
           <w:p>
             <w:r>
-              <w:t xml:space="preserve">A. Sum ÷ Count</w:t>
+              <w:t xml:space="preserve">A. a = 7</w:t>
             </w:r>
           </w:p>
         </w:tc>
@@ -1056,503 +1400,65 @@
       </w:r>
     </w:p>
     <w:p>
+      <w:r>
+        <w:br w:type="page"/>
+      </w:r>
+    </w:p>
+    <w:p>
+      <w:pPr>
+        <w:pStyle w:val="Heading1"/>
+        <w:spacing w:after="120"/>
+      </w:pPr>
+      <w:r>
+        <w:rPr>
+          <w:b/>
+          <w:bCs/>
+        </w:rPr>
+        <w:t xml:space="preserve">Answer Key (Teacher)</w:t>
+      </w:r>
+    </w:p>
+    <w:p>
+      <w:pPr>
+        <w:spacing w:after="40" w:before="0"/>
+      </w:pPr>
+      <w:r>
+        <w:rPr>
+          <w:b/>
+          <w:bCs/>
+        </w:rPr>
+        <w:t xml:space="preserve">1. A. x = 6</w:t>
+      </w:r>
+    </w:p>
+    <w:p>
+      <w:pPr>
+        <w:spacing w:after="20" w:before="0"/>
+      </w:pPr>
+      <w:r>
+        <w:t xml:space="preserve">     Subtract 9 from both sides: x = 15 − 9 = 6. Check: 6 + 9 = 15 ✓</w:t>
+      </w:r>
+    </w:p>
+    <w:p>
       <w:pPr>
         <w:spacing w:after="80" w:before="0"/>
-      </w:pPr>
-      <w:r>
-        <w:rPr>
-          <w:b/>
-          <w:bCs/>
-        </w:rPr>
-        <w:t xml:space="preserve">5. Data set: 4, 6, 6, 8, 10, 12. What is the median?</w:t>
-      </w:r>
-    </w:p>
-    <w:p>
-      <w:pPr>
-        <w:spacing w:after="40" w:before="0"/>
-      </w:pPr>
-      <w:r>
-        <w:t xml:space="preserve">     A. 7</w:t>
-      </w:r>
-    </w:p>
-    <w:p>
-      <w:pPr>
-        <w:spacing w:after="40" w:before="0"/>
-      </w:pPr>
-      <w:r>
-        <w:t xml:space="preserve">     B. 6</w:t>
-      </w:r>
-    </w:p>
-    <w:p>
-      <w:pPr>
-        <w:spacing w:after="40" w:before="0"/>
-      </w:pPr>
-      <w:r>
-        <w:t xml:space="preserve">     C. 8</w:t>
-      </w:r>
-    </w:p>
-    <w:p>
-      <w:pPr>
-        <w:spacing w:after="40" w:before="0"/>
-      </w:pPr>
-      <w:r>
-        <w:t xml:space="preserve">     D. 7.67</w:t>
-      </w:r>
-    </w:p>
-    <w:p>
-      <w:pPr>
-        <w:spacing w:after="60" w:before="120"/>
-      </w:pPr>
-      <w:r>
-        <w:rPr>
-          <w:color w:val="BBBBBB"/>
-        </w:rPr>
-        <w:t xml:space="preserve">______________________________________________________________________</w:t>
-      </w:r>
-    </w:p>
-    <w:p>
-      <w:pPr>
-        <w:spacing w:after="80" w:before="0"/>
-      </w:pPr>
-      <w:r>
-        <w:rPr>
-          <w:b/>
-          <w:bCs/>
-        </w:rPr>
-        <w:t xml:space="preserve">6. onLevel — The Even-Count Median Mistake</w:t>
-      </w:r>
-    </w:p>
-    <w:p>
-      <w:pPr>
-        <w:spacing w:after="40" w:before="0"/>
-      </w:pPr>
-      <w:r>
-        <w:t xml:space="preserve">   Step 1 (Data set): Points per game, in order: 3, 8, 10, 14, 16, 20 (6 values)</w:t>
-      </w:r>
-    </w:p>
-    <w:p>
-      <w:pPr>
-        <w:spacing w:after="40" w:before="0"/>
-      </w:pPr>
-      <w:r>
-        <w:t xml:space="preserve">   Step 2 (Goal): Find the MEDIAN number of points.</w:t>
-      </w:r>
-    </w:p>
-    <w:p>
-      <w:pPr>
-        <w:spacing w:after="40" w:before="0"/>
-      </w:pPr>
-      <w:r>
-        <w:t xml:space="preserve">   Step 3 (Pick the middle): With 6 values the student grabs a single middle number and says median = 10.</w:t>
-      </w:r>
-    </w:p>
-    <w:p>
-      <w:pPr>
-        <w:spacing w:after="40" w:before="0"/>
-      </w:pPr>
-      <w:r>
-        <w:t xml:space="preserve">   Step 4 (Answer): Median = 10</w:t>
-      </w:r>
-    </w:p>
-    <w:p>
-      <w:pPr>
-        <w:spacing w:after="60" w:before="0"/>
       </w:pPr>
       <w:r>
         <w:rPr>
           <w:i/>
           <w:iCs/>
         </w:rPr>
-        <w:t xml:space="preserve">Which step has the mistake? Explain and fix it:</w:t>
-      </w:r>
-    </w:p>
-    <w:p>
-      <w:pPr>
-        <w:spacing w:after="60" w:before="120"/>
-      </w:pPr>
-      <w:r>
-        <w:rPr>
-          <w:color w:val="BBBBBB"/>
-        </w:rPr>
-        <w:t xml:space="preserve">______________________________________________________________________</w:t>
-      </w:r>
-    </w:p>
-    <w:p>
-      <w:pPr>
-        <w:spacing w:after="60" w:before="120"/>
-      </w:pPr>
-      <w:r>
-        <w:rPr>
-          <w:color w:val="BBBBBB"/>
-        </w:rPr>
-        <w:t xml:space="preserve">______________________________________________________________________</w:t>
-      </w:r>
-    </w:p>
-    <w:p>
-      <w:pPr>
-        <w:spacing w:after="60" w:before="120"/>
-      </w:pPr>
-      <w:r>
-        <w:rPr>
-          <w:color w:val="BBBBBB"/>
-        </w:rPr>
-        <w:t xml:space="preserve">______________________________________________________________________</w:t>
-      </w:r>
-    </w:p>
-    <w:p>
-      <w:pPr>
-        <w:spacing w:after="80" w:before="0"/>
-      </w:pPr>
-      <w:r>
-        <w:rPr>
-          <w:b/>
-          <w:bCs/>
-        </w:rPr>
-        <w:t xml:space="preserve">7. A player scored 4, 8, 6, 10, and 2 points across five quarters. What is the MEAN number of points?</w:t>
-      </w:r>
-    </w:p>
-    <w:p>
-      <w:pPr>
-        <w:spacing w:after="40" w:before="0"/>
-      </w:pPr>
-      <w:r>
-        <w:t xml:space="preserve">     A. 6</w:t>
-      </w:r>
-    </w:p>
-    <w:p>
-      <w:pPr>
-        <w:spacing w:after="40" w:before="0"/>
-      </w:pPr>
-      <w:r>
-        <w:t xml:space="preserve">     B. 8</w:t>
-      </w:r>
-    </w:p>
-    <w:p>
-      <w:pPr>
-        <w:spacing w:after="40" w:before="0"/>
-      </w:pPr>
-      <w:r>
-        <w:t xml:space="preserve">     C. 30</w:t>
-      </w:r>
-    </w:p>
-    <w:p>
-      <w:pPr>
-        <w:spacing w:after="40" w:before="0"/>
-      </w:pPr>
-      <w:r>
-        <w:t xml:space="preserve">     D. 10</w:t>
-      </w:r>
-    </w:p>
-    <w:p>
-      <w:pPr>
-        <w:spacing w:after="60" w:before="120"/>
-      </w:pPr>
-      <w:r>
-        <w:rPr>
-          <w:color w:val="BBBBBB"/>
-        </w:rPr>
-        <w:t xml:space="preserve">______________________________________________________________________</w:t>
-      </w:r>
-    </w:p>
-    <w:p>
-      <w:pPr>
-        <w:spacing w:after="80" w:before="0"/>
-      </w:pPr>
-      <w:r>
-        <w:rPr>
-          <w:b/>
-          <w:bCs/>
-        </w:rPr>
-        <w:t xml:space="preserve">8. A goalie made 3, 7, 9, 2, and 5 saves in five games. What is the MEDIAN number of saves?</w:t>
-      </w:r>
-    </w:p>
-    <w:p>
-      <w:pPr>
-        <w:spacing w:after="40" w:before="0"/>
-      </w:pPr>
-      <w:r>
-        <w:t xml:space="preserve">     A. 5</w:t>
-      </w:r>
-    </w:p>
-    <w:p>
-      <w:pPr>
-        <w:spacing w:after="40" w:before="0"/>
-      </w:pPr>
-      <w:r>
-        <w:t xml:space="preserve">     B. 9</w:t>
-      </w:r>
-    </w:p>
-    <w:p>
-      <w:pPr>
-        <w:spacing w:after="40" w:before="0"/>
-      </w:pPr>
-      <w:r>
-        <w:t xml:space="preserve">     C. 7</w:t>
-      </w:r>
-    </w:p>
-    <w:p>
-      <w:pPr>
-        <w:spacing w:after="40" w:before="0"/>
-      </w:pPr>
-      <w:r>
-        <w:t xml:space="preserve">     D. 2</w:t>
-      </w:r>
-    </w:p>
-    <w:p>
-      <w:pPr>
-        <w:spacing w:after="60" w:before="120"/>
-      </w:pPr>
-      <w:r>
-        <w:rPr>
-          <w:color w:val="BBBBBB"/>
-        </w:rPr>
-        <w:t xml:space="preserve">______________________________________________________________________</w:t>
-      </w:r>
-    </w:p>
-    <w:p>
-      <w:pPr>
-        <w:spacing w:after="80" w:before="0"/>
-      </w:pPr>
-      <w:r>
-        <w:rPr>
-          <w:b/>
-          <w:bCs/>
-        </w:rPr>
-        <w:t xml:space="preserve">9. A team scored 4, 4, 7, and 9 goals in four matches. What is the MODE?</w:t>
-      </w:r>
-    </w:p>
-    <w:p>
-      <w:pPr>
-        <w:spacing w:after="40" w:before="0"/>
-      </w:pPr>
-      <w:r>
-        <w:t xml:space="preserve">     A. 4</w:t>
-      </w:r>
-    </w:p>
-    <w:p>
-      <w:pPr>
-        <w:spacing w:after="40" w:before="0"/>
-      </w:pPr>
-      <w:r>
-        <w:t xml:space="preserve">     B. 7</w:t>
-      </w:r>
-    </w:p>
-    <w:p>
-      <w:pPr>
-        <w:spacing w:after="40" w:before="0"/>
-      </w:pPr>
-      <w:r>
-        <w:t xml:space="preserve">     C. 9</w:t>
-      </w:r>
-    </w:p>
-    <w:p>
-      <w:pPr>
-        <w:spacing w:after="40" w:before="0"/>
-      </w:pPr>
-      <w:r>
-        <w:t xml:space="preserve">     D. 6</w:t>
-      </w:r>
-    </w:p>
-    <w:p>
-      <w:pPr>
-        <w:spacing w:after="60" w:before="120"/>
-      </w:pPr>
-      <w:r>
-        <w:rPr>
-          <w:color w:val="BBBBBB"/>
-        </w:rPr>
-        <w:t xml:space="preserve">______________________________________________________________________</w:t>
-      </w:r>
-    </w:p>
-    <w:p>
-      <w:pPr>
-        <w:spacing w:after="80" w:before="0"/>
-      </w:pPr>
-      <w:r>
-        <w:rPr>
-          <w:b/>
-          <w:bCs/>
-        </w:rPr>
-        <w:t xml:space="preserve">10. Match each sports data set to the value of the measure named in CAPITALS.</w:t>
-      </w:r>
-    </w:p>
-    <w:tbl>
-      <w:tblPr>
-        <w:tblW w:type="pct" w:w="100%"/>
-        <w:tblBorders>
-          <w:top w:val="single" w:color="auto" w:sz="4"/>
-          <w:left w:val="single" w:color="auto" w:sz="4"/>
-          <w:bottom w:val="single" w:color="auto" w:sz="4"/>
-          <w:right w:val="single" w:color="auto" w:sz="4"/>
-          <w:insideH w:val="single" w:color="auto" w:sz="4"/>
-          <w:insideV w:val="single" w:color="auto" w:sz="4"/>
-        </w:tblBorders>
-      </w:tblPr>
-      <w:tblGrid>
-        <w:gridCol w:w="100"/>
-        <w:gridCol w:w="100"/>
-      </w:tblGrid>
-      <w:tr>
-        <w:trPr>
-          <w:tblHeader/>
-        </w:trPr>
-        <w:tc>
-          <w:tcPr>
-            <w:tcW w:type="pct" w:w="50%"/>
-          </w:tcPr>
-          <w:p>
-            <w:r>
-              <w:rPr>
-                <w:b/>
-                <w:bCs/>
-              </w:rPr>
-              <w:t xml:space="preserve">Item</w:t>
-            </w:r>
-          </w:p>
-        </w:tc>
-        <w:tc>
-          <w:tcPr>
-            <w:tcW w:type="pct" w:w="50%"/>
-          </w:tcPr>
-          <w:p>
-            <w:r>
-              <w:rPr>
-                <w:b/>
-                <w:bCs/>
-              </w:rPr>
-              <w:t xml:space="preserve">Answer choices</w:t>
-            </w:r>
-          </w:p>
-        </w:tc>
-      </w:tr>
-      <w:tr>
-        <w:tc>
-          <w:tcPr>
-            <w:tcW w:type="pct" w:w="50%"/>
-          </w:tcPr>
-          <w:p>
-            <w:r>
-              <w:t xml:space="preserve">____  Game points 9, 3, 7, 5, 6 → MEAN</w:t>
-            </w:r>
-          </w:p>
-        </w:tc>
-        <w:tc>
-          <w:tcPr>
-            <w:tcW w:type="pct" w:w="50%"/>
-          </w:tcPr>
-          <w:p>
-            <w:r>
-              <w:t xml:space="preserve">D. 14</w:t>
-            </w:r>
-          </w:p>
-        </w:tc>
-      </w:tr>
-      <w:tr>
-        <w:tc>
-          <w:tcPr>
-            <w:tcW w:type="pct" w:w="50%"/>
-          </w:tcPr>
-          <w:p>
-            <w:r>
-              <w:t xml:space="preserve">____  Rebounds 8, 3, 11, 7, 1 → MEDIAN</w:t>
-            </w:r>
-          </w:p>
-        </w:tc>
-        <w:tc>
-          <w:tcPr>
-            <w:tcW w:type="pct" w:w="50%"/>
-          </w:tcPr>
-          <w:p>
-            <w:r>
-              <w:t xml:space="preserve">C. 9</w:t>
-            </w:r>
-          </w:p>
-        </w:tc>
-      </w:tr>
-      <w:tr>
-        <w:tc>
-          <w:tcPr>
-            <w:tcW w:type="pct" w:w="50%"/>
-          </w:tcPr>
-          <w:p>
-            <w:r>
-              <w:t xml:space="preserve">____  Jersey numbers 9, 2, 9, 6, 9, 3 → MODE</w:t>
-            </w:r>
-          </w:p>
-        </w:tc>
-        <w:tc>
-          <w:tcPr>
-            <w:tcW w:type="pct" w:w="50%"/>
-          </w:tcPr>
-          <w:p>
-            <w:r>
-              <w:t xml:space="preserve">B. 7</w:t>
-            </w:r>
-          </w:p>
-        </w:tc>
-      </w:tr>
-      <w:tr>
-        <w:tc>
-          <w:tcPr>
-            <w:tcW w:type="pct" w:w="50%"/>
-          </w:tcPr>
-          <w:p>
-            <w:r>
-              <w:t xml:space="preserve">____  Assists 14, 10, 18, 12, 16 → MEAN</w:t>
-            </w:r>
-          </w:p>
-        </w:tc>
-        <w:tc>
-          <w:tcPr>
-            <w:tcW w:type="pct" w:w="50%"/>
-          </w:tcPr>
-          <w:p>
-            <w:r>
-              <w:t xml:space="preserve">A. 6</w:t>
-            </w:r>
-          </w:p>
-        </w:tc>
-      </w:tr>
-    </w:tbl>
-    <w:p>
-      <w:pPr>
-        <w:spacing w:after="60" w:before="120"/>
-      </w:pPr>
-      <w:r>
-        <w:rPr>
-          <w:color w:val="BBBBBB"/>
-        </w:rPr>
-        <w:t xml:space="preserve">______________________________________________________________________</w:t>
-      </w:r>
-    </w:p>
-    <w:p>
-      <w:r>
-        <w:br w:type="page"/>
-      </w:r>
-    </w:p>
-    <w:p>
-      <w:pPr>
-        <w:pStyle w:val="Heading1"/>
-        <w:spacing w:after="120"/>
-      </w:pPr>
-      <w:r>
-        <w:rPr>
-          <w:b/>
-          <w:bCs/>
-        </w:rPr>
-        <w:t xml:space="preserve">Answer Key (Teacher)</w:t>
-      </w:r>
-    </w:p>
-    <w:p>
-      <w:pPr>
-        <w:spacing w:after="40" w:before="0"/>
-      </w:pPr>
-      <w:r>
-        <w:rPr>
-          <w:b/>
-          <w:bCs/>
-        </w:rPr>
-        <w:t xml:space="preserve">1. A. 12</w:t>
+        <w:t xml:space="preserve">     Watch for: A common mistake is applying the same operation instead of the inverse — for example, solving x − 7 = 15 by subtracting 7 from both sides (getting the wrong x = 8) instead of adding 7 to both sides (the correct x = 22). Another common mistake is doing the inverse operation to only one side, like solving x + 6 = 14 by subtracting 6 from the left but forgetting the right side. Before you submit, name the operation shown in the equation, choose its inverse, apply it to BOTH sides, and check by substituting your answer back into the original equation.</w:t>
+      </w:r>
+    </w:p>
+    <w:p>
+      <w:pPr>
+        <w:spacing w:after="40" w:before="0"/>
+      </w:pPr>
+      <w:r>
+        <w:rPr>
+          <w:b/>
+          <w:bCs/>
+        </w:rPr>
+        <w:t xml:space="preserve">2. A. y = 27</w:t>
       </w:r>
     </w:p>
     <w:p>
@@ -1560,7 +1466,7 @@
         <w:spacing w:after="20" w:before="0"/>
       </w:pPr>
       <w:r>
-        <w:t xml:space="preserve">     Sum = 10 + 14 + 8 + 12 + 16 = 60. Mean = 60 ÷ 5 = 12.</w:t>
+        <w:t xml:space="preserve">     Add 7 to both sides: y = 20 + 7 = 27. Check: 27 − 7 = 20 ✓</w:t>
       </w:r>
     </w:p>
     <w:p>
@@ -1572,19 +1478,47 @@
           <w:i/>
           <w:iCs/>
         </w:rPr>
-        <w:t xml:space="preserve">     Watch for: A common mistake in Mean, Median, and Mode is finding the median without ordering the data first — students pick the middle number straight from the list as given (for 9, 4, 7, 2, 6 they say the median is 7, the middle position in that original order) instead of sorting least to greatest (2, 4, 6, 7, 9) and finding the true middle value, 6. Before finalizing a median, always reorder the data smallest to largest, then count to the middle position — and if there is an even number of values, average the two middle numbers.</w:t>
-      </w:r>
-    </w:p>
-    <w:p>
-      <w:pPr>
-        <w:spacing w:after="40" w:before="0"/>
-      </w:pPr>
-      <w:r>
-        <w:rPr>
-          <w:b/>
-          <w:bCs/>
-        </w:rPr>
-        <w:t xml:space="preserve">2. A. 5</w:t>
+        <w:t xml:space="preserve">     Watch for: A common mistake is applying the same operation instead of the inverse — for example, solving x − 7 = 15 by subtracting 7 from both sides (getting the wrong x = 8) instead of adding 7 to both sides (the correct x = 22). Another common mistake is doing the inverse operation to only one side, like solving x + 6 = 14 by subtracting 6 from the left but forgetting the right side. Before you submit, name the operation shown in the equation, choose its inverse, apply it to BOTH sides, and check by substituting your answer back into the original equation.</w:t>
+      </w:r>
+    </w:p>
+    <w:p>
+      <w:pPr>
+        <w:spacing w:after="40" w:before="0"/>
+      </w:pPr>
+      <w:r>
+        <w:rPr>
+          <w:b/>
+          <w:bCs/>
+        </w:rPr>
+        <w:t xml:space="preserve">3. Complete the table: identify the inverse operation, solve, and check.</w:t>
+      </w:r>
+    </w:p>
+    <w:p>
+      <w:pPr>
+        <w:spacing w:after="40" w:before="0"/>
+      </w:pPr>
+      <w:r>
+        <w:t xml:space="preserve">     (See completed table.)</w:t>
+      </w:r>
+    </w:p>
+    <w:p>
+      <w:pPr>
+        <w:spacing w:after="40" w:before="0"/>
+      </w:pPr>
+      <w:r>
+        <w:t xml:space="preserve"/>
+      </w:r>
+    </w:p>
+    <w:p>
+      <w:pPr>
+        <w:spacing w:after="40" w:before="0"/>
+      </w:pPr>
+      <w:r>
+        <w:rPr>
+          <w:b/>
+          <w:bCs/>
+        </w:rPr>
+        <w:t xml:space="preserve">4. A. $53</w:t>
       </w:r>
     </w:p>
     <w:p>
@@ -1592,7 +1526,7 @@
         <w:spacing w:after="20" w:before="0"/>
       </w:pPr>
       <w:r>
-        <w:t xml:space="preserve">     Ordered: 2, 3, 5, 7, 9. The middle value is 5.</w:t>
+        <w:t xml:space="preserve">     d − 15 = 38 → d = 38 + 15 = 53.</w:t>
       </w:r>
     </w:p>
     <w:p>
@@ -1604,19 +1538,39 @@
           <w:i/>
           <w:iCs/>
         </w:rPr>
-        <w:t xml:space="preserve">     Watch for: A common mistake in Mean, Median, and Mode is finding the median without ordering the data first — students pick the middle number straight from the list as given (for 9, 4, 7, 2, 6 they say the median is 7, the middle position in that original order) instead of sorting least to greatest (2, 4, 6, 7, 9) and finding the true middle value, 6. Before finalizing a median, always reorder the data smallest to largest, then count to the middle position — and if there is an even number of values, average the two middle numbers.</w:t>
-      </w:r>
-    </w:p>
-    <w:p>
-      <w:pPr>
-        <w:spacing w:after="40" w:before="0"/>
-      </w:pPr>
-      <w:r>
-        <w:rPr>
-          <w:b/>
-          <w:bCs/>
-        </w:rPr>
-        <w:t xml:space="preserve">3. Table</w:t>
+        <w:t xml:space="preserve">     Watch for: A common mistake is applying the same operation instead of the inverse — for example, solving x − 7 = 15 by subtracting 7 from both sides (getting the wrong x = 8) instead of adding 7 to both sides (the correct x = 22). Another common mistake is doing the inverse operation to only one side, like solving x + 6 = 14 by subtracting 6 from the left but forgetting the right side. Before you submit, name the operation shown in the equation, choose its inverse, apply it to BOTH sides, and check by substituting your answer back into the original equation.</w:t>
+      </w:r>
+    </w:p>
+    <w:p>
+      <w:pPr>
+        <w:spacing w:after="40" w:before="0"/>
+      </w:pPr>
+      <w:r>
+        <w:rPr>
+          <w:b/>
+          <w:bCs/>
+        </w:rPr>
+        <w:t xml:space="preserve">5. Correct groups:</w:t>
+      </w:r>
+    </w:p>
+    <w:p>
+      <w:pPr>
+        <w:spacing w:after="40" w:before="0"/>
+      </w:pPr>
+      <w:r>
+        <w:t xml:space="preserve"/>
+      </w:r>
+    </w:p>
+    <w:p>
+      <w:pPr>
+        <w:spacing w:after="40" w:before="0"/>
+      </w:pPr>
+      <w:r>
+        <w:rPr>
+          <w:b/>
+          <w:bCs/>
+        </w:rPr>
+        <w:t xml:space="preserve">6. onLevel — Spot the Common Mistake</w:t>
       </w:r>
     </w:p>
     <w:p>
@@ -1624,7 +1578,7 @@
         <w:spacing w:after="20" w:before="0"/>
       </w:pPr>
       <w:r>
-        <w:t xml:space="preserve">     5, 8, 8, 10, 14 — Mean: 9</w:t>
+        <w:t xml:space="preserve">     The mistake is in Step 4.</w:t>
       </w:r>
     </w:p>
     <w:p>
@@ -1632,7 +1586,19 @@
         <w:spacing w:after="20" w:before="0"/>
       </w:pPr>
       <w:r>
-        <w:t xml:space="preserve">     5, 8, 8, 10, 14 — Median: 8</w:t>
+        <w:t xml:space="preserve">     Correct work: The inverse operation was correct, but the addition was done wrong: 28 + 13 = 41, not 31. So y = 41. Check: 41 − 13 = 28 ✓</w:t>
+      </w:r>
+    </w:p>
+    <w:p>
+      <w:pPr>
+        <w:spacing w:after="40" w:before="0"/>
+      </w:pPr>
+      <w:r>
+        <w:rPr>
+          <w:b/>
+          <w:bCs/>
+        </w:rPr>
+        <w:t xml:space="preserve">7. A. x = 8</w:t>
       </w:r>
     </w:p>
     <w:p>
@@ -1640,135 +1606,7 @@
         <w:spacing w:after="20" w:before="0"/>
       </w:pPr>
       <w:r>
-        <w:t xml:space="preserve">     5, 8, 8, 10, 14 — Mode: 8</w:t>
-      </w:r>
-    </w:p>
-    <w:p>
-      <w:pPr>
-        <w:spacing w:after="20" w:before="0"/>
-      </w:pPr>
-      <w:r>
-        <w:t xml:space="preserve">     20, 25, 25, 30, 25, 35 — Mean: 26.67</w:t>
-      </w:r>
-    </w:p>
-    <w:p>
-      <w:pPr>
-        <w:spacing w:after="20" w:before="0"/>
-      </w:pPr>
-      <w:r>
-        <w:t xml:space="preserve">     20, 25, 25, 30, 25, 35 — Median: 25</w:t>
-      </w:r>
-    </w:p>
-    <w:p>
-      <w:pPr>
-        <w:spacing w:after="20" w:before="0"/>
-      </w:pPr>
-      <w:r>
-        <w:t xml:space="preserve">     20, 25, 25, 30, 25, 35 — Mode: 25</w:t>
-      </w:r>
-    </w:p>
-    <w:p>
-      <w:pPr>
-        <w:spacing w:after="20" w:before="0"/>
-      </w:pPr>
-      <w:r>
-        <w:t xml:space="preserve">     100, 110, 90, 100, 115, 95 — Mean: 101.67</w:t>
-      </w:r>
-    </w:p>
-    <w:p>
-      <w:pPr>
-        <w:spacing w:after="20" w:before="0"/>
-      </w:pPr>
-      <w:r>
-        <w:t xml:space="preserve">     100, 110, 90, 100, 115, 95 — Median: 100</w:t>
-      </w:r>
-    </w:p>
-    <w:p>
-      <w:pPr>
-        <w:spacing w:after="20" w:before="0"/>
-      </w:pPr>
-      <w:r>
-        <w:t xml:space="preserve">     100, 110, 90, 100, 115, 95 — Mode: 100</w:t>
-      </w:r>
-    </w:p>
-    <w:p>
-      <w:pPr>
-        <w:spacing w:after="40" w:before="0"/>
-      </w:pPr>
-      <w:r>
-        <w:t xml:space="preserve"/>
-      </w:r>
-    </w:p>
-    <w:p>
-      <w:pPr>
-        <w:spacing w:after="40" w:before="0"/>
-      </w:pPr>
-      <w:r>
-        <w:rPr>
-          <w:b/>
-          <w:bCs/>
-        </w:rPr>
-        <w:t xml:space="preserve">4. Matches:</w:t>
-      </w:r>
-    </w:p>
-    <w:p>
-      <w:pPr>
-        <w:spacing w:after="20" w:before="0"/>
-      </w:pPr>
-      <w:r>
-        <w:t xml:space="preserve">     Mean → Sum ÷ Count</w:t>
-      </w:r>
-    </w:p>
-    <w:p>
-      <w:pPr>
-        <w:spacing w:after="20" w:before="0"/>
-      </w:pPr>
-      <w:r>
-        <w:t xml:space="preserve">     Median → Middle value</w:t>
-      </w:r>
-    </w:p>
-    <w:p>
-      <w:pPr>
-        <w:spacing w:after="20" w:before="0"/>
-      </w:pPr>
-      <w:r>
-        <w:t xml:space="preserve">     Mode → Most frequent</w:t>
-      </w:r>
-    </w:p>
-    <w:p>
-      <w:pPr>
-        <w:spacing w:after="20" w:before="0"/>
-      </w:pPr>
-      <w:r>
-        <w:t xml:space="preserve">     Range → Max − Min</w:t>
-      </w:r>
-    </w:p>
-    <w:p>
-      <w:pPr>
-        <w:spacing w:after="40" w:before="0"/>
-      </w:pPr>
-      <w:r>
-        <w:t xml:space="preserve"/>
-      </w:r>
-    </w:p>
-    <w:p>
-      <w:pPr>
-        <w:spacing w:after="40" w:before="0"/>
-      </w:pPr>
-      <w:r>
-        <w:rPr>
-          <w:b/>
-          <w:bCs/>
-        </w:rPr>
-        <w:t xml:space="preserve">5. A. 7</w:t>
-      </w:r>
-    </w:p>
-    <w:p>
-      <w:pPr>
-        <w:spacing w:after="20" w:before="0"/>
-      </w:pPr>
-      <w:r>
-        <w:t xml:space="preserve">     With 6 values, the median is the average of the 3rd and 4th values: (6 + 8) ÷ 2 = 7.</w:t>
+        <w:t xml:space="preserve">     Subtract 7 from both sides: x = 15 − 7 = 8. Check: 8 + 7 = 15 ✓</w:t>
       </w:r>
     </w:p>
     <w:p>
@@ -1780,19 +1618,19 @@
           <w:i/>
           <w:iCs/>
         </w:rPr>
-        <w:t xml:space="preserve">     Watch for: A common mistake in Mean, Median, and Mode is finding the median without ordering the data first — students pick the middle number straight from the list as given (for 9, 4, 7, 2, 6 they say the median is 7, the middle position in that original order) instead of sorting least to greatest (2, 4, 6, 7, 9) and finding the true middle value, 6. Before finalizing a median, always reorder the data smallest to largest, then count to the middle position — and if there is an even number of values, average the two middle numbers.</w:t>
-      </w:r>
-    </w:p>
-    <w:p>
-      <w:pPr>
-        <w:spacing w:after="40" w:before="0"/>
-      </w:pPr>
-      <w:r>
-        <w:rPr>
-          <w:b/>
-          <w:bCs/>
-        </w:rPr>
-        <w:t xml:space="preserve">6. onLevel — The Even-Count Median Mistake</w:t>
+        <w:t xml:space="preserve">     Watch for: A common mistake is applying the same operation instead of the inverse — for example, solving x − 7 = 15 by subtracting 7 from both sides (getting the wrong x = 8) instead of adding 7 to both sides (the correct x = 22). Another common mistake is doing the inverse operation to only one side, like solving x + 6 = 14 by subtracting 6 from the left but forgetting the right side. Before you submit, name the operation shown in the equation, choose its inverse, apply it to BOTH sides, and check by substituting your answer back into the original equation.</w:t>
+      </w:r>
+    </w:p>
+    <w:p>
+      <w:pPr>
+        <w:spacing w:after="40" w:before="0"/>
+      </w:pPr>
+      <w:r>
+        <w:rPr>
+          <w:b/>
+          <w:bCs/>
+        </w:rPr>
+        <w:t xml:space="preserve">8. A. n = 13</w:t>
       </w:r>
     </w:p>
     <w:p>
@@ -1800,35 +1638,7 @@
         <w:spacing w:after="20" w:before="0"/>
       </w:pPr>
       <w:r>
-        <w:t xml:space="preserve">     The mistake is in Step 3.</w:t>
-      </w:r>
-    </w:p>
-    <w:p>
-      <w:pPr>
-        <w:spacing w:after="20" w:before="0"/>
-      </w:pPr>
-      <w:r>
-        <w:t xml:space="preserve">     Correct work: When a data set has an EVEN number of values there is no single middle number. You must average the TWO middle values. Here the 3rd and 4th values are 10 and 14, so the median = (10 + 14) ÷ 2 = 12, not 10.</w:t>
-      </w:r>
-    </w:p>
-    <w:p>
-      <w:pPr>
-        <w:spacing w:after="40" w:before="0"/>
-      </w:pPr>
-      <w:r>
-        <w:rPr>
-          <w:b/>
-          <w:bCs/>
-        </w:rPr>
-        <w:t xml:space="preserve">7. A. 6</w:t>
-      </w:r>
-    </w:p>
-    <w:p>
-      <w:pPr>
-        <w:spacing w:after="20" w:before="0"/>
-      </w:pPr>
-      <w:r>
-        <w:t xml:space="preserve">     Add the points: 4 + 8 + 6 + 10 + 2 = 30. Divide by 5 quarters: 30 ÷ 5 = 6.</w:t>
+        <w:t xml:space="preserve">     Add 4 to both sides: n = 9 + 4 = 13. Check: 13 − 4 = 9 ✓</w:t>
       </w:r>
     </w:p>
     <w:p>
@@ -1840,19 +1650,19 @@
           <w:i/>
           <w:iCs/>
         </w:rPr>
-        <w:t xml:space="preserve">     Watch for: A common mistake in Mean, Median, and Mode is finding the median without ordering the data first — students pick the middle number straight from the list as given (for 9, 4, 7, 2, 6 they say the median is 7, the middle position in that original order) instead of sorting least to greatest (2, 4, 6, 7, 9) and finding the true middle value, 6. Before finalizing a median, always reorder the data smallest to largest, then count to the middle position — and if there is an even number of values, average the two middle numbers.</w:t>
-      </w:r>
-    </w:p>
-    <w:p>
-      <w:pPr>
-        <w:spacing w:after="40" w:before="0"/>
-      </w:pPr>
-      <w:r>
-        <w:rPr>
-          <w:b/>
-          <w:bCs/>
-        </w:rPr>
-        <w:t xml:space="preserve">8. A. 5</w:t>
+        <w:t xml:space="preserve">     Watch for: A common mistake is applying the same operation instead of the inverse — for example, solving x − 7 = 15 by subtracting 7 from both sides (getting the wrong x = 8) instead of adding 7 to both sides (the correct x = 22). Another common mistake is doing the inverse operation to only one side, like solving x + 6 = 14 by subtracting 6 from the left but forgetting the right side. Before you submit, name the operation shown in the equation, choose its inverse, apply it to BOTH sides, and check by substituting your answer back into the original equation.</w:t>
+      </w:r>
+    </w:p>
+    <w:p>
+      <w:pPr>
+        <w:spacing w:after="40" w:before="0"/>
+      </w:pPr>
+      <w:r>
+        <w:rPr>
+          <w:b/>
+          <w:bCs/>
+        </w:rPr>
+        <w:t xml:space="preserve">9. A. 34</w:t>
       </w:r>
     </w:p>
     <w:p>
@@ -1860,7 +1670,7 @@
         <w:spacing w:after="20" w:before="0"/>
       </w:pPr>
       <w:r>
-        <w:t xml:space="preserve">     Order the saves first: 2, 3, 5, 7, 9. The middle (3rd) value is 5, so the median is 5.</w:t>
+        <w:t xml:space="preserve">     Subtract 16 from both sides: t = 50 − 16 = 34. Check: 34 + 16 = 50 ✓</w:t>
       </w:r>
     </w:p>
     <w:p>
@@ -1872,19 +1682,19 @@
           <w:i/>
           <w:iCs/>
         </w:rPr>
-        <w:t xml:space="preserve">     Watch for: A common mistake in Mean, Median, and Mode is finding the median without ordering the data first — students pick the middle number straight from the list as given (for 9, 4, 7, 2, 6 they say the median is 7, the middle position in that original order) instead of sorting least to greatest (2, 4, 6, 7, 9) and finding the true middle value, 6. Before finalizing a median, always reorder the data smallest to largest, then count to the middle position — and if there is an even number of values, average the two middle numbers.</w:t>
-      </w:r>
-    </w:p>
-    <w:p>
-      <w:pPr>
-        <w:spacing w:after="40" w:before="0"/>
-      </w:pPr>
-      <w:r>
-        <w:rPr>
-          <w:b/>
-          <w:bCs/>
-        </w:rPr>
-        <w:t xml:space="preserve">9. A. 4</w:t>
+        <w:t xml:space="preserve">     Watch for: A common mistake is applying the same operation instead of the inverse — for example, solving x − 7 = 15 by subtracting 7 from both sides (getting the wrong x = 8) instead of adding 7 to both sides (the correct x = 22). Another common mistake is doing the inverse operation to only one side, like solving x + 6 = 14 by subtracting 6 from the left but forgetting the right side. Before you submit, name the operation shown in the equation, choose its inverse, apply it to BOTH sides, and check by substituting your answer back into the original equation.</w:t>
+      </w:r>
+    </w:p>
+    <w:p>
+      <w:pPr>
+        <w:spacing w:after="40" w:before="0"/>
+      </w:pPr>
+      <w:r>
+        <w:rPr>
+          <w:b/>
+          <w:bCs/>
+        </w:rPr>
+        <w:t xml:space="preserve">10. Matches:</w:t>
       </w:r>
     </w:p>
     <w:p>
@@ -1892,31 +1702,7 @@
         <w:spacing w:after="20" w:before="0"/>
       </w:pPr>
       <w:r>
-        <w:t xml:space="preserve">     The mode is the value that appears most often. 4 shows up twice; every other value appears once. So the mode is 4.</w:t>
-      </w:r>
-    </w:p>
-    <w:p>
-      <w:pPr>
-        <w:spacing w:after="80" w:before="0"/>
-      </w:pPr>
-      <w:r>
-        <w:rPr>
-          <w:i/>
-          <w:iCs/>
-        </w:rPr>
-        <w:t xml:space="preserve">     Watch for: A common mistake in Mean, Median, and Mode is finding the median without ordering the data first — students pick the middle number straight from the list as given (for 9, 4, 7, 2, 6 they say the median is 7, the middle position in that original order) instead of sorting least to greatest (2, 4, 6, 7, 9) and finding the true middle value, 6. Before finalizing a median, always reorder the data smallest to largest, then count to the middle position — and if there is an even number of values, average the two middle numbers.</w:t>
-      </w:r>
-    </w:p>
-    <w:p>
-      <w:pPr>
-        <w:spacing w:after="40" w:before="0"/>
-      </w:pPr>
-      <w:r>
-        <w:rPr>
-          <w:b/>
-          <w:bCs/>
-        </w:rPr>
-        <w:t xml:space="preserve">10. Matches:</w:t>
+        <w:t xml:space="preserve">     a + 6 = 13 → a = 7</w:t>
       </w:r>
     </w:p>
     <w:p>
@@ -1924,7 +1710,7 @@
         <w:spacing w:after="20" w:before="0"/>
       </w:pPr>
       <w:r>
-        <w:t xml:space="preserve">     Game points 9, 3, 7, 5, 6 → MEAN → 6</w:t>
+        <w:t xml:space="preserve">     b − 5 = 8 → b = 13</w:t>
       </w:r>
     </w:p>
     <w:p>
@@ -1932,7 +1718,7 @@
         <w:spacing w:after="20" w:before="0"/>
       </w:pPr>
       <w:r>
-        <w:t xml:space="preserve">     Rebounds 8, 3, 11, 7, 1 → MEDIAN → 7</w:t>
+        <w:t xml:space="preserve">     c + 11 = 20 → c = 9</w:t>
       </w:r>
     </w:p>
     <w:p>
@@ -1940,15 +1726,7 @@
         <w:spacing w:after="20" w:before="0"/>
       </w:pPr>
       <w:r>
-        <w:t xml:space="preserve">     Jersey numbers 9, 2, 9, 6, 9, 3 → MODE → 9</w:t>
-      </w:r>
-    </w:p>
-    <w:p>
-      <w:pPr>
-        <w:spacing w:after="20" w:before="0"/>
-      </w:pPr>
-      <w:r>
-        <w:t xml:space="preserve">     Assists 14, 10, 18, 12, 16 → MEAN → 14</w:t>
+        <w:t xml:space="preserve">     d − 9 = 6 → d = 15</w:t>
       </w:r>
     </w:p>
     <w:p>

--- a/lessons/8-2/homework.docx
+++ b/lessons/8-2/homework.docx
@@ -12,7 +12,7 @@
           <w:b/>
           <w:bCs/>
         </w:rPr>
-        <w:t xml:space="preserve">Solve One-Step Addition and Subtraction Equations — Homework</w:t>
+        <w:t xml:space="preserve">Write and Solve Equations Using Addition or Subtraction — Homework</w:t>
       </w:r>
     </w:p>
     <w:p>
@@ -24,7 +24,7 @@
           <w:i/>
           <w:iCs/>
         </w:rPr>
-        <w:t xml:space="preserve">Lesson 7-2  •  Standard 6.AT.8</w:t>
+        <w:t xml:space="preserve">Lesson 8-2  •  Standard 6.AT.8</w:t>
       </w:r>
     </w:p>
     <w:p>
@@ -161,10 +161,10 @@
           <w:b/>
           <w:bCs/>
         </w:rPr>
-        <w:t xml:space="preserve">Equation (Ecuación)</w:t>
-      </w:r>
-      <w:r>
-        <w:t xml:space="preserve"> — A math sentence with an equal sign showing both sides are the same.</w:t>
+        <w:t xml:space="preserve">Solve One-Step Addition and Subtraction Equations (Resolver ecuaciones de suma y resta de un paso)</w:t>
+      </w:r>
+      <w:r>
+        <w:t xml:space="preserve"> — Use one inverse addition or subtraction operation to isolate the variable.</w:t>
       </w:r>
     </w:p>
     <w:p>
@@ -192,7 +192,7 @@
                     </pic:cNvPicPr>
                   </pic:nvPicPr>
                   <pic:blipFill>
-                    <a:blip r:embed="rId7" cstate="none"/>
+                    <a:blip r:embed="rId8" cstate="none"/>
                     <a:srcRect/>
                     <a:stretch>
                       <a:fillRect/>
@@ -224,10 +224,10 @@
           <w:b/>
           <w:bCs/>
         </w:rPr>
-        <w:t xml:space="preserve">Inverse operation (Operación inversa)</w:t>
-      </w:r>
-      <w:r>
-        <w:t xml:space="preserve"> — Two math actions that undo each other, like × and ÷.</w:t>
+        <w:t xml:space="preserve">Equation (Ecuación)</w:t>
+      </w:r>
+      <w:r>
+        <w:t xml:space="preserve"> — A math sentence with an equal sign showing both sides are the same.</w:t>
       </w:r>
     </w:p>
     <w:p>
@@ -255,7 +255,7 @@
                     </pic:cNvPicPr>
                   </pic:nvPicPr>
                   <pic:blipFill>
-                    <a:blip r:embed="rId7" cstate="none"/>
+                    <a:blip r:embed="rId8" cstate="none"/>
                     <a:srcRect/>
                     <a:stretch>
                       <a:fillRect/>
@@ -287,10 +287,10 @@
           <w:b/>
           <w:bCs/>
         </w:rPr>
-        <w:t xml:space="preserve">Isolate (Despejar)</w:t>
-      </w:r>
-      <w:r>
-        <w:t xml:space="preserve"> — To get the letter by itself on one side.</w:t>
+        <w:t xml:space="preserve">Inverse operation (Operación inversa)</w:t>
+      </w:r>
+      <w:r>
+        <w:t xml:space="preserve"> — Two math actions that undo each other, like × and ÷.</w:t>
       </w:r>
     </w:p>
     <w:p>
@@ -318,7 +318,7 @@
                     </pic:cNvPicPr>
                   </pic:nvPicPr>
                   <pic:blipFill>
-                    <a:blip r:embed="rId7" cstate="none"/>
+                    <a:blip r:embed="rId8" cstate="none"/>
                     <a:srcRect/>
                     <a:stretch>
                       <a:fillRect/>
@@ -350,10 +350,10 @@
           <w:b/>
           <w:bCs/>
         </w:rPr>
-        <w:t xml:space="preserve">Solution (Solución)</w:t>
-      </w:r>
-      <w:r>
-        <w:t xml:space="preserve"> — The number that makes the equation true.</w:t>
+        <w:t xml:space="preserve">Isolate (Despejar)</w:t>
+      </w:r>
+      <w:r>
+        <w:t xml:space="preserve"> — To get the letter by itself on one side.</w:t>
       </w:r>
     </w:p>
     <w:p>
@@ -381,7 +381,7 @@
                     </pic:cNvPicPr>
                   </pic:nvPicPr>
                   <pic:blipFill>
-                    <a:blip r:embed="rId7" cstate="none"/>
+                    <a:blip r:embed="rId8" cstate="none"/>
                     <a:srcRect/>
                     <a:stretch>
                       <a:fillRect/>
@@ -413,10 +413,10 @@
           <w:b/>
           <w:bCs/>
         </w:rPr>
-        <w:t xml:space="preserve">One-step equation (Ecuación de un paso)</w:t>
-      </w:r>
-      <w:r>
-        <w:t xml:space="preserve"> — An equation you can solve in a single step using one inverse operation.</w:t>
+        <w:t xml:space="preserve">Solution (Solución)</w:t>
+      </w:r>
+      <w:r>
+        <w:t xml:space="preserve"> — A number that makes the equation or inequality true.</w:t>
       </w:r>
     </w:p>
     <w:p>
@@ -444,7 +444,70 @@
                     </pic:cNvPicPr>
                   </pic:nvPicPr>
                   <pic:blipFill>
-                    <a:blip r:embed="rId7" cstate="none"/>
+                    <a:blip r:embed="rId8" cstate="none"/>
+                    <a:srcRect/>
+                    <a:stretch>
+                      <a:fillRect/>
+                    </a:stretch>
+                  </pic:blipFill>
+                  <pic:spPr bwMode="auto">
+                    <a:xfrm>
+                      <a:off x="0" y="0"/>
+                      <a:ext cx="1047750" cy="790575"/>
+                    </a:xfrm>
+                    <a:prstGeom prst="rect">
+                      <a:avLst/>
+                    </a:prstGeom>
+                  </pic:spPr>
+                </pic:pic>
+              </a:graphicData>
+            </a:graphic>
+          </wp:inline>
+        </w:drawing>
+      </w:r>
+    </w:p>
+    <w:p>
+      <w:pPr>
+        <w:keepNext/>
+        <w:spacing w:after="120"/>
+      </w:pPr>
+      <w:r>
+        <w:rPr>
+          <w:b/>
+          <w:bCs/>
+        </w:rPr>
+        <w:t xml:space="preserve">One-step equation (Ecuación de un paso)</w:t>
+      </w:r>
+      <w:r>
+        <w:t xml:space="preserve"> — An equation you can solve in a single step using one inverse operation.</w:t>
+      </w:r>
+    </w:p>
+    <w:p>
+      <w:pPr>
+        <w:keepNext/>
+        <w:spacing w:after="20" w:before="80"/>
+        <w:jc w:val="center"/>
+      </w:pPr>
+      <w:r>
+        <w:drawing>
+          <wp:inline distT="0" distB="0" distL="0" distR="0">
+            <wp:extent cx="1047750" cy="790575"/>
+            <wp:effectExtent t="0" r="0" b="0" l="0"/>
+            <wp:docPr id="1" name="" descr="" title=""/>
+            <wp:cNvGraphicFramePr>
+              <a:graphicFrameLocks xmlns:a="http://schemas.openxmlformats.org/drawingml/2006/main" noChangeAspect="1"/>
+            </wp:cNvGraphicFramePr>
+            <a:graphic xmlns:a="http://schemas.openxmlformats.org/drawingml/2006/main">
+              <a:graphicData uri="http://schemas.openxmlformats.org/drawingml/2006/picture">
+                <pic:pic xmlns:pic="http://schemas.openxmlformats.org/drawingml/2006/picture">
+                  <pic:nvPicPr>
+                    <pic:cNvPr id="0" name="" descr=""/>
+                    <pic:cNvPicPr>
+                      <a:picLocks noChangeAspect="1" noChangeArrowheads="1"/>
+                    </pic:cNvPicPr>
+                  </pic:nvPicPr>
+                  <pic:blipFill>
+                    <a:blip r:embed="rId8" cstate="none"/>
                     <a:srcRect/>
                     <a:stretch>
                       <a:fillRect/>
@@ -993,7 +1056,7 @@
           <w:b/>
           <w:bCs/>
         </w:rPr>
-        <w:t xml:space="preserve">6. onLevel — Spot the Common Mistake</w:t>
+        <w:t xml:space="preserve">6. Spot the Common Mistake</w:t>
       </w:r>
     </w:p>
     <w:p>
@@ -1570,7 +1633,7 @@
           <w:b/>
           <w:bCs/>
         </w:rPr>
-        <w:t xml:space="preserve">6. onLevel — Spot the Common Mistake</w:t>
+        <w:t xml:space="preserve">6. Spot the Common Mistake</w:t>
       </w:r>
     </w:p>
     <w:p>
@@ -1587,6 +1650,14 @@
       </w:pPr>
       <w:r>
         <w:t xml:space="preserve">     Correct work: The inverse operation was correct, but the addition was done wrong: 28 + 13 = 41, not 31. So y = 41. Check: 41 − 13 = 28 ✓</w:t>
+      </w:r>
+    </w:p>
+    <w:p>
+      <w:pPr>
+        <w:spacing w:after="80" w:before="0"/>
+      </w:pPr>
+      <w:r>
+        <w:t xml:space="preserve">     Watch for: The plan was correct — adding 13 to both sides is the right inverse for y − 13 = 28 — but the "Simplify" step adds wrong. 28 + 13 = 41, not 31, so y = 41. Substituting back confirms it: 41 − 13 = 28, while 31 − 13 would give 18.</w:t>
       </w:r>
     </w:p>
     <w:p>
